--- a/posts/simplelinreg/index.docx
+++ b/posts/simplelinreg/index.docx
@@ -52,7 +52,7 @@
         </w:p>
       </w:sdtContent>
     </w:sdt>
-    <w:bookmarkStart w:id="31" w:name="simple-linear-regression"/>
+    <w:bookmarkStart w:id="20" w:name="simple-linear-regression"/>
     <w:p>
       <w:pPr>
         <w:pStyle w:val="Heading1"/>
@@ -90,22 +90,24 @@
           <m:r>
             <m:t>f</m:t>
           </m:r>
-          <m:d>
-            <m:dPr>
-              <m:begChr m:val="("/>
-              <m:sepChr m:val=""/>
-              <m:endChr m:val=")"/>
-              <m:grow/>
-            </m:dPr>
-            <m:e>
-              <m:r>
-                <m:rPr>
-                  <m:sty m:val="b"/>
-                </m:rPr>
-                <m:t>x</m:t>
-              </m:r>
-            </m:e>
-          </m:d>
+          <m:r>
+            <m:rPr>
+              <m:sty m:val="p"/>
+            </m:rPr>
+            <m:t>(</m:t>
+          </m:r>
+          <m:r>
+            <m:rPr>
+              <m:sty m:val="bi"/>
+            </m:rPr>
+            <m:t>x</m:t>
+          </m:r>
+          <m:r>
+            <m:rPr>
+              <m:sty m:val="p"/>
+            </m:rPr>
+            <m:t>)</m:t>
+          </m:r>
           <m:r>
             <m:rPr>
               <m:sty m:val="p"/>
@@ -123,13 +125,13 @@
           </m:r>
           <m:r>
             <m:rPr>
-              <m:sty m:val="b"/>
+              <m:sty m:val="bi"/>
             </m:rPr>
             <m:t>β</m:t>
           </m:r>
           <m:r>
             <m:rPr>
-              <m:sty m:val="b"/>
+              <m:sty m:val="bi"/>
             </m:rPr>
             <m:t>x</m:t>
           </m:r>
@@ -158,7 +160,7 @@
       <m:oMath>
         <m:r>
           <m:rPr>
-            <m:sty m:val="b"/>
+            <m:sty m:val="bi"/>
           </m:rPr>
           <m:t>β</m:t>
         </m:r>
@@ -172,8 +174,8 @@
           <m:e>
             <m:r>
               <m:rPr>
+                <m:scr m:val="double-struck"/>
                 <m:sty m:val="p"/>
-                <m:scr m:val="double-struck"/>
               </m:rPr>
               <m:t>R</m:t>
             </m:r>
@@ -206,33 +208,35 @@
         </m:r>
         <m:r>
           <m:rPr>
+            <m:scr m:val="script"/>
             <m:sty m:val="p"/>
-            <m:scr m:val="script"/>
           </m:rPr>
           <m:t>N</m:t>
         </m:r>
-        <m:d>
-          <m:dPr>
-            <m:begChr m:val="("/>
-            <m:sepChr m:val=""/>
-            <m:endChr m:val=")"/>
-            <m:grow/>
-          </m:dPr>
-          <m:e>
-            <m:r>
-              <m:t>0</m:t>
-            </m:r>
-            <m:r>
-              <m:rPr>
-                <m:sty m:val="p"/>
-              </m:rPr>
-              <m:t>,</m:t>
-            </m:r>
-            <m:r>
-              <m:t>1</m:t>
-            </m:r>
-          </m:e>
-        </m:d>
+        <m:r>
+          <m:rPr>
+            <m:sty m:val="p"/>
+          </m:rPr>
+          <m:t>(</m:t>
+        </m:r>
+        <m:r>
+          <m:t>0</m:t>
+        </m:r>
+        <m:r>
+          <m:rPr>
+            <m:sty m:val="p"/>
+          </m:rPr>
+          <m:t>,</m:t>
+        </m:r>
+        <m:r>
+          <m:t>1</m:t>
+        </m:r>
+        <m:r>
+          <m:rPr>
+            <m:sty m:val="p"/>
+          </m:rPr>
+          <m:t>)</m:t>
+        </m:r>
       </m:oMath>
       <w:r>
         <w:t xml:space="preserve"> </w:t>
@@ -284,19 +288,21 @@
           <m:r>
             <m:t>f</m:t>
           </m:r>
-          <m:d>
-            <m:dPr>
-              <m:begChr m:val="("/>
-              <m:sepChr m:val=""/>
-              <m:endChr m:val=")"/>
-              <m:grow/>
-            </m:dPr>
-            <m:e>
-              <m:r>
-                <m:t>x</m:t>
-              </m:r>
-            </m:e>
-          </m:d>
+          <m:r>
+            <m:rPr>
+              <m:sty m:val="p"/>
+            </m:rPr>
+            <m:t>(</m:t>
+          </m:r>
+          <m:r>
+            <m:t>x</m:t>
+          </m:r>
+          <m:r>
+            <m:rPr>
+              <m:sty m:val="p"/>
+            </m:rPr>
+            <m:t>)</m:t>
+          </m:r>
           <m:r>
             <m:rPr>
               <m:sty m:val="p"/>
@@ -424,19 +430,21 @@
         <m:r>
           <m:t>f</m:t>
         </m:r>
-        <m:d>
-          <m:dPr>
-            <m:begChr m:val="("/>
-            <m:sepChr m:val=""/>
-            <m:endChr m:val=")"/>
-            <m:grow/>
-          </m:dPr>
-          <m:e>
-            <m:r>
-              <m:t>x</m:t>
-            </m:r>
-          </m:e>
-        </m:d>
+        <m:r>
+          <m:rPr>
+            <m:sty m:val="p"/>
+          </m:rPr>
+          <m:t>(</m:t>
+        </m:r>
+        <m:r>
+          <m:t>x</m:t>
+        </m:r>
+        <m:r>
+          <m:rPr>
+            <m:sty m:val="p"/>
+          </m:rPr>
+          <m:t>)</m:t>
+        </m:r>
       </m:oMath>
       <w:r>
         <w:t xml:space="preserve">. But our model is</w:t>
@@ -457,19 +465,21 @@
         <m:r>
           <m:t>f</m:t>
         </m:r>
-        <m:d>
-          <m:dPr>
-            <m:begChr m:val="("/>
-            <m:sepChr m:val=""/>
-            <m:endChr m:val=")"/>
-            <m:grow/>
-          </m:dPr>
-          <m:e>
-            <m:r>
-              <m:t>x</m:t>
-            </m:r>
-          </m:e>
-        </m:d>
+        <m:r>
+          <m:rPr>
+            <m:sty m:val="p"/>
+          </m:rPr>
+          <m:t>(</m:t>
+        </m:r>
+        <m:r>
+          <m:t>x</m:t>
+        </m:r>
+        <m:r>
+          <m:rPr>
+            <m:sty m:val="p"/>
+          </m:rPr>
+          <m:t>)</m:t>
+        </m:r>
         <m:r>
           <m:rPr>
             <m:sty m:val="p"/>
@@ -490,19 +500,21 @@
         <m:r>
           <m:t>f</m:t>
         </m:r>
-        <m:d>
-          <m:dPr>
-            <m:begChr m:val="("/>
-            <m:sepChr m:val=""/>
-            <m:endChr m:val=")"/>
-            <m:grow/>
-          </m:dPr>
-          <m:e>
-            <m:r>
-              <m:t>x</m:t>
-            </m:r>
-          </m:e>
-        </m:d>
+        <m:r>
+          <m:rPr>
+            <m:sty m:val="p"/>
+          </m:rPr>
+          <m:t>(</m:t>
+        </m:r>
+        <m:r>
+          <m:t>x</m:t>
+        </m:r>
+        <m:r>
+          <m:rPr>
+            <m:sty m:val="p"/>
+          </m:rPr>
+          <m:t>)</m:t>
+        </m:r>
       </m:oMath>
       <w:r>
         <w:t xml:space="preserve"> </w:t>
@@ -533,19 +545,21 @@
         <m:r>
           <m:t>f</m:t>
         </m:r>
-        <m:d>
-          <m:dPr>
-            <m:begChr m:val="("/>
-            <m:sepChr m:val=""/>
-            <m:endChr m:val=")"/>
-            <m:grow/>
-          </m:dPr>
-          <m:e>
-            <m:r>
-              <m:t>x</m:t>
-            </m:r>
-          </m:e>
-        </m:d>
+        <m:r>
+          <m:rPr>
+            <m:sty m:val="p"/>
+          </m:rPr>
+          <m:t>(</m:t>
+        </m:r>
+        <m:r>
+          <m:t>x</m:t>
+        </m:r>
+        <m:r>
+          <m:rPr>
+            <m:sty m:val="p"/>
+          </m:rPr>
+          <m:t>)</m:t>
+        </m:r>
         <m:r>
           <m:rPr>
             <m:sty m:val="p"/>
@@ -949,7 +963,7 @@
         <w:t xml:space="preserve"> LinearRegression</w:t>
       </w:r>
     </w:p>
-    <w:bookmarkStart w:id="20" w:name="assumptions-of-linear-regressions"/>
+    <w:bookmarkStart w:id="9" w:name="assumptions-of-linear-regressions"/>
     <w:p>
       <w:pPr>
         <w:pStyle w:val="Heading2"/>
@@ -1069,8 +1083,8 @@
         <w:t xml:space="preserve">has to be normal.</w:t>
       </w:r>
     </w:p>
-    <w:bookmarkEnd w:id="20"/>
-    <w:bookmarkStart w:id="24" w:name="synthetic-data"/>
+    <w:bookmarkEnd w:id="9"/>
+    <w:bookmarkStart w:id="13" w:name="synthetic-data"/>
     <w:p>
       <w:pPr>
         <w:pStyle w:val="Heading2"/>
@@ -1093,19 +1107,21 @@
         <m:r>
           <m:t>y</m:t>
         </m:r>
-        <m:d>
-          <m:dPr>
-            <m:begChr m:val="("/>
-            <m:sepChr m:val=""/>
-            <m:endChr m:val=")"/>
-            <m:grow/>
-          </m:dPr>
-          <m:e>
-            <m:r>
-              <m:t>x</m:t>
-            </m:r>
-          </m:e>
-        </m:d>
+        <m:r>
+          <m:rPr>
+            <m:sty m:val="p"/>
+          </m:rPr>
+          <m:t>(</m:t>
+        </m:r>
+        <m:r>
+          <m:t>x</m:t>
+        </m:r>
+        <m:r>
+          <m:rPr>
+            <m:sty m:val="p"/>
+          </m:rPr>
+          <m:t>)</m:t>
+        </m:r>
         <m:r>
           <m:rPr>
             <m:sty m:val="p"/>
@@ -1170,32 +1186,34 @@
         </m:r>
         <m:r>
           <m:rPr>
-            <m:sty m:val="b"/>
+            <m:sty m:val="bi"/>
           </m:rPr>
           <m:t>N</m:t>
         </m:r>
-        <m:d>
-          <m:dPr>
-            <m:begChr m:val="("/>
-            <m:sepChr m:val=""/>
-            <m:endChr m:val=")"/>
-            <m:grow/>
-          </m:dPr>
-          <m:e>
-            <m:r>
-              <m:t>0</m:t>
-            </m:r>
-            <m:r>
-              <m:rPr>
-                <m:sty m:val="p"/>
-              </m:rPr>
-              <m:t>,</m:t>
-            </m:r>
-            <m:r>
-              <m:t>1</m:t>
-            </m:r>
-          </m:e>
-        </m:d>
+        <m:r>
+          <m:rPr>
+            <m:sty m:val="p"/>
+          </m:rPr>
+          <m:t>(</m:t>
+        </m:r>
+        <m:r>
+          <m:t>0</m:t>
+        </m:r>
+        <m:r>
+          <m:rPr>
+            <m:sty m:val="p"/>
+          </m:rPr>
+          <m:t>,</m:t>
+        </m:r>
+        <m:r>
+          <m:t>1</m:t>
+        </m:r>
+        <m:r>
+          <m:rPr>
+            <m:sty m:val="p"/>
+          </m:rPr>
+          <m:t>)</m:t>
+        </m:r>
       </m:oMath>
     </w:p>
     <w:p>
@@ -1509,18 +1527,18 @@
           <wp:inline>
             <wp:extent cx="5334000" cy="3645383"/>
             <wp:effectExtent b="0" l="0" r="0" t="0"/>
-            <wp:docPr descr="" title="" id="22" name="Picture"/>
+            <wp:docPr descr="" title="" id="11" name="Picture"/>
             <a:graphic>
               <a:graphicData uri="http://schemas.openxmlformats.org/drawingml/2006/picture">
                 <pic:pic>
                   <pic:nvPicPr>
-                    <pic:cNvPr descr="index_files/figure-docx/cell-4-output-1.png" id="23" name="Picture"/>
+                    <pic:cNvPr descr="index_files/figure-docx/cell-4-output-1.png" id="12" name="Picture"/>
                     <pic:cNvPicPr>
                       <a:picLocks noChangeArrowheads="1" noChangeAspect="1"/>
                     </pic:cNvPicPr>
                   </pic:nvPicPr>
                   <pic:blipFill>
-                    <a:blip r:embed="rId21"/>
+                    <a:blip r:embed="rId10"/>
                     <a:stretch>
                       <a:fillRect/>
                     </a:stretch>
@@ -1547,8 +1565,8 @@
         </w:drawing>
       </w:r>
     </w:p>
-    <w:bookmarkEnd w:id="24"/>
-    <w:bookmarkStart w:id="30" w:name="model"/>
+    <w:bookmarkEnd w:id="13"/>
+    <w:bookmarkStart w:id="19" w:name="model"/>
     <w:p>
       <w:pPr>
         <w:pStyle w:val="Heading2"/>
@@ -1654,7 +1672,7 @@
         <w:rPr>
           <w:rStyle w:val="VerbatimChar"/>
         </w:rPr>
-        <w:t xml:space="preserve">array([0.7883275 , 0.15761825, 0.07529538, 0.70055347, 0.82271156,</w:t>
+        <w:t xml:space="preserve">array([0.53425798, 0.1944184 , 0.62956963, 0.09905482, 0.57186628,</w:t>
       </w:r>
       <w:r>
         <w:br/>
@@ -1663,7 +1681,7 @@
         <w:rPr>
           <w:rStyle w:val="VerbatimChar"/>
         </w:rPr>
-        <w:t xml:space="preserve">       0.65872153, 0.77121189, 0.10567363, 0.00116792, 0.26927407,</w:t>
+        <w:t xml:space="preserve">       0.04764721, 0.2969967 , 0.18618111, 0.92046985, 0.15995289,</w:t>
       </w:r>
       <w:r>
         <w:br/>
@@ -1672,7 +1690,7 @@
         <w:rPr>
           <w:rStyle w:val="VerbatimChar"/>
         </w:rPr>
-        <w:t xml:space="preserve">       0.97504326, 0.98671896, 0.64889315, 0.70436647, 0.30962975,</w:t>
+        <w:t xml:space="preserve">       0.73659834, 0.77771144, 0.52951331, 0.70986521, 0.18881539,</w:t>
       </w:r>
       <w:r>
         <w:br/>
@@ -1681,7 +1699,7 @@
         <w:rPr>
           <w:rStyle w:val="VerbatimChar"/>
         </w:rPr>
-        <w:t xml:space="preserve">       0.41835792, 0.54134812, 0.52455931, 0.10381667, 0.94813526,</w:t>
+        <w:t xml:space="preserve">       0.37392422, 0.3372969 , 0.19310949, 0.02915359, 0.21063405,</w:t>
       </w:r>
       <w:r>
         <w:br/>
@@ -1690,7 +1708,7 @@
         <w:rPr>
           <w:rStyle w:val="VerbatimChar"/>
         </w:rPr>
-        <w:t xml:space="preserve">       0.56907126, 0.9569906 , 0.86956356, 0.75321578, 0.05913759,</w:t>
+        <w:t xml:space="preserve">       0.18325547, 0.23214651, 0.77334794, 0.4906584 , 0.02751254,</w:t>
       </w:r>
       <w:r>
         <w:br/>
@@ -1699,7 +1717,7 @@
         <w:rPr>
           <w:rStyle w:val="VerbatimChar"/>
         </w:rPr>
-        <w:t xml:space="preserve">       0.57543484, 0.68247861, 0.35179219, 0.10571113, 0.75519707,</w:t>
+        <w:t xml:space="preserve">       0.38895345, 0.0045479 , 0.75891431, 0.25297089, 0.60120489,</w:t>
       </w:r>
       <w:r>
         <w:br/>
@@ -1708,7 +1726,7 @@
         <w:rPr>
           <w:rStyle w:val="VerbatimChar"/>
         </w:rPr>
-        <w:t xml:space="preserve">       0.62345204, 0.91135784, 0.69485151, 0.55399232, 0.60150896,</w:t>
+        <w:t xml:space="preserve">       0.9897146 , 0.87060948, 0.00583464, 0.79861779, 0.26065927,</w:t>
       </w:r>
       <w:r>
         <w:br/>
@@ -1717,7 +1735,7 @@
         <w:rPr>
           <w:rStyle w:val="VerbatimChar"/>
         </w:rPr>
-        <w:t xml:space="preserve">       0.6240679 , 0.45351372, 0.96696175, 0.94183314, 0.76838013,</w:t>
+        <w:t xml:space="preserve">       0.62615723, 0.37251201, 0.43314669, 0.96513875, 0.18204489,</w:t>
       </w:r>
       <w:r>
         <w:br/>
@@ -1726,7 +1744,7 @@
         <w:rPr>
           <w:rStyle w:val="VerbatimChar"/>
         </w:rPr>
-        <w:t xml:space="preserve">       0.83164992, 0.97410349, 0.02547007, 0.22914456, 0.02046789,</w:t>
+        <w:t xml:space="preserve">       0.02932742, 0.47237798, 0.58793617, 0.73537164, 0.32270674,</w:t>
       </w:r>
       <w:r>
         <w:br/>
@@ -1735,7 +1753,7 @@
         <w:rPr>
           <w:rStyle w:val="VerbatimChar"/>
         </w:rPr>
-        <w:t xml:space="preserve">       0.07749543, 0.59839183, 0.55040568, 0.74975822, 0.59862276,</w:t>
+        <w:t xml:space="preserve">       0.24335026, 0.14889496, 0.0666758 , 0.70525001, 0.71999652,</w:t>
       </w:r>
       <w:r>
         <w:br/>
@@ -1744,7 +1762,7 @@
         <w:rPr>
           <w:rStyle w:val="VerbatimChar"/>
         </w:rPr>
-        <w:t xml:space="preserve">       0.35175982, 0.49912501, 0.76699467, 0.80107143, 0.00192689,</w:t>
+        <w:t xml:space="preserve">       0.11025633, 0.4014755 , 0.27303044, 0.86338998, 0.29059295,</w:t>
       </w:r>
       <w:r>
         <w:br/>
@@ -1753,7 +1771,7 @@
         <w:rPr>
           <w:rStyle w:val="VerbatimChar"/>
         </w:rPr>
-        <w:t xml:space="preserve">       0.15118861, 0.21747373, 0.46008377, 0.27971315, 0.79073619,</w:t>
+        <w:t xml:space="preserve">       0.59162983, 0.67454171, 0.89278579, 0.61128127, 0.73662452,</w:t>
       </w:r>
       <w:r>
         <w:br/>
@@ -1762,7 +1780,7 @@
         <w:rPr>
           <w:rStyle w:val="VerbatimChar"/>
         </w:rPr>
-        <w:t xml:space="preserve">       0.81986377, 0.97131932, 0.91908873, 0.61244347, 0.39159103,</w:t>
+        <w:t xml:space="preserve">       0.98794916, 0.1332535 , 0.74775619, 0.38115235, 0.10668018,</w:t>
       </w:r>
       <w:r>
         <w:br/>
@@ -1771,7 +1789,7 @@
         <w:rPr>
           <w:rStyle w:val="VerbatimChar"/>
         </w:rPr>
-        <w:t xml:space="preserve">       0.82296895, 0.39420905, 0.22578059, 0.22497153, 0.9140219 ,</w:t>
+        <w:t xml:space="preserve">       0.37485858, 0.84102552, 0.24861288, 0.55888766, 0.41221269,</w:t>
       </w:r>
       <w:r>
         <w:br/>
@@ -1780,7 +1798,7 @@
         <w:rPr>
           <w:rStyle w:val="VerbatimChar"/>
         </w:rPr>
-        <w:t xml:space="preserve">       0.38066391, 0.430839  , 0.00711581, 0.05771307, 0.74242321,</w:t>
+        <w:t xml:space="preserve">       0.14544946, 0.41234817, 0.90110578, 0.49619546, 0.1979126 ,</w:t>
       </w:r>
       <w:r>
         <w:br/>
@@ -1789,7 +1807,7 @@
         <w:rPr>
           <w:rStyle w:val="VerbatimChar"/>
         </w:rPr>
-        <w:t xml:space="preserve">       0.98321477, 0.89898564, 0.47967304, 0.13666663, 0.82269662,</w:t>
+        <w:t xml:space="preserve">       0.69322768, 0.30426916, 0.79766814, 0.00160414, 0.66615458,</w:t>
       </w:r>
       <w:r>
         <w:br/>
@@ -1798,7 +1816,7 @@
         <w:rPr>
           <w:rStyle w:val="VerbatimChar"/>
         </w:rPr>
-        <w:t xml:space="preserve">       0.34868445, 0.30352255, 0.01764527, 0.24483754, 0.96256478,</w:t>
+        <w:t xml:space="preserve">       0.80068426, 0.36990656, 0.70037759, 0.45726603, 0.4044739 ,</w:t>
       </w:r>
       <w:r>
         <w:br/>
@@ -1807,7 +1825,7 @@
         <w:rPr>
           <w:rStyle w:val="VerbatimChar"/>
         </w:rPr>
-        <w:t xml:space="preserve">       0.79284933, 0.07607341, 0.46113388, 0.71777806, 0.77922514,</w:t>
+        <w:t xml:space="preserve">       0.00102124, 0.90350694, 0.63371697, 0.96548538, 0.03939956,</w:t>
       </w:r>
       <w:r>
         <w:br/>
@@ -1816,7 +1834,7 @@
         <w:rPr>
           <w:rStyle w:val="VerbatimChar"/>
         </w:rPr>
-        <w:t xml:space="preserve">       0.30412777, 0.66553213, 0.77914009, 0.33651092, 0.31750325,</w:t>
+        <w:t xml:space="preserve">       0.50887333, 0.52758501, 0.4533702 , 0.60682438, 0.05313493,</w:t>
       </w:r>
       <w:r>
         <w:br/>
@@ -1825,7 +1843,7 @@
         <w:rPr>
           <w:rStyle w:val="VerbatimChar"/>
         </w:rPr>
-        <w:t xml:space="preserve">       0.6075774 , 0.91423798, 0.85616323, 0.30484469, 0.87593732])</w:t>
+        <w:t xml:space="preserve">       0.42043442, 0.53829035, 0.11147102, 0.52893808, 0.39284842])</w:t>
       </w:r>
     </w:p>
     <w:p>
@@ -1933,7 +1951,7 @@
         <w:rPr>
           <w:rStyle w:val="VerbatimChar"/>
         </w:rPr>
-        <w:t xml:space="preserve">array([[0.7883275 ],</w:t>
+        <w:t xml:space="preserve">array([[0.53425798],</w:t>
       </w:r>
       <w:r>
         <w:br/>
@@ -1942,7 +1960,7 @@
         <w:rPr>
           <w:rStyle w:val="VerbatimChar"/>
         </w:rPr>
-        <w:t xml:space="preserve">       [0.15761825],</w:t>
+        <w:t xml:space="preserve">       [0.1944184 ],</w:t>
       </w:r>
       <w:r>
         <w:br/>
@@ -1951,7 +1969,7 @@
         <w:rPr>
           <w:rStyle w:val="VerbatimChar"/>
         </w:rPr>
-        <w:t xml:space="preserve">       [0.07529538],</w:t>
+        <w:t xml:space="preserve">       [0.62956963],</w:t>
       </w:r>
       <w:r>
         <w:br/>
@@ -1960,7 +1978,7 @@
         <w:rPr>
           <w:rStyle w:val="VerbatimChar"/>
         </w:rPr>
-        <w:t xml:space="preserve">       [0.70055347],</w:t>
+        <w:t xml:space="preserve">       [0.09905482],</w:t>
       </w:r>
       <w:r>
         <w:br/>
@@ -1969,7 +1987,7 @@
         <w:rPr>
           <w:rStyle w:val="VerbatimChar"/>
         </w:rPr>
-        <w:t xml:space="preserve">       [0.82271156],</w:t>
+        <w:t xml:space="preserve">       [0.57186628],</w:t>
       </w:r>
       <w:r>
         <w:br/>
@@ -1978,7 +1996,7 @@
         <w:rPr>
           <w:rStyle w:val="VerbatimChar"/>
         </w:rPr>
-        <w:t xml:space="preserve">       [0.65872153],</w:t>
+        <w:t xml:space="preserve">       [0.04764721],</w:t>
       </w:r>
       <w:r>
         <w:br/>
@@ -1987,7 +2005,7 @@
         <w:rPr>
           <w:rStyle w:val="VerbatimChar"/>
         </w:rPr>
-        <w:t xml:space="preserve">       [0.77121189],</w:t>
+        <w:t xml:space="preserve">       [0.2969967 ],</w:t>
       </w:r>
       <w:r>
         <w:br/>
@@ -1996,7 +2014,7 @@
         <w:rPr>
           <w:rStyle w:val="VerbatimChar"/>
         </w:rPr>
-        <w:t xml:space="preserve">       [0.10567363],</w:t>
+        <w:t xml:space="preserve">       [0.18618111],</w:t>
       </w:r>
       <w:r>
         <w:br/>
@@ -2005,7 +2023,7 @@
         <w:rPr>
           <w:rStyle w:val="VerbatimChar"/>
         </w:rPr>
-        <w:t xml:space="preserve">       [0.00116792],</w:t>
+        <w:t xml:space="preserve">       [0.92046985],</w:t>
       </w:r>
       <w:r>
         <w:br/>
@@ -2014,7 +2032,7 @@
         <w:rPr>
           <w:rStyle w:val="VerbatimChar"/>
         </w:rPr>
-        <w:t xml:space="preserve">       [0.26927407]])</w:t>
+        <w:t xml:space="preserve">       [0.15995289]])</w:t>
       </w:r>
     </w:p>
     <w:p>
@@ -2077,7 +2095,7 @@
         <w:rPr>
           <w:rStyle w:val="VerbatimChar"/>
         </w:rPr>
-        <w:t xml:space="preserve">array([5.26711706, 7.81329375])</w:t>
+        <w:t xml:space="preserve">array([5.50244903, 8.12751481])</w:t>
       </w:r>
     </w:p>
     <w:p>
@@ -2280,7 +2298,7 @@
         <w:t xml:space="preserve"> </w:t>
       </w:r>
       <w:r>
-        <w:t xml:space="preserve">np.float64(0.1748) and slope</w:t>
+        <w:t xml:space="preserve">np.float64(0.2523) and slope</w:t>
       </w:r>
       <w:r>
         <w:t xml:space="preserve"> </w:t>
@@ -2309,7 +2327,7 @@
         <w:t xml:space="preserve"> </w:t>
       </w:r>
       <w:r>
-        <w:t xml:space="preserve">array([2.54617668]).</w:t>
+        <w:t xml:space="preserve">array([2.62506579]).</w:t>
       </w:r>
     </w:p>
     <w:p>
@@ -2905,18 +2923,18 @@
           <wp:inline>
             <wp:extent cx="5334000" cy="3645383"/>
             <wp:effectExtent b="0" l="0" r="0" t="0"/>
-            <wp:docPr descr="" title="" id="26" name="Picture"/>
+            <wp:docPr descr="" title="" id="15" name="Picture"/>
             <a:graphic>
               <a:graphicData uri="http://schemas.openxmlformats.org/drawingml/2006/picture">
                 <pic:pic>
                   <pic:nvPicPr>
-                    <pic:cNvPr descr="index_files/figure-docx/cell-10-output-1.png" id="27" name="Picture"/>
+                    <pic:cNvPr descr="index_files/figure-docx/cell-10-output-1.png" id="16" name="Picture"/>
                     <pic:cNvPicPr>
                       <a:picLocks noChangeArrowheads="1" noChangeAspect="1"/>
                     </pic:cNvPicPr>
                   </pic:nvPicPr>
                   <pic:blipFill>
-                    <a:blip r:embed="rId25"/>
+                    <a:blip r:embed="rId14"/>
                     <a:stretch>
                       <a:fillRect/>
                     </a:stretch>
@@ -2961,7 +2979,7 @@
       <w:r>
         <w:t xml:space="preserve"> </w:t>
       </w:r>
-      <w:hyperlink r:id="rId28">
+      <w:hyperlink r:id="rId17">
         <w:r>
           <w:rPr>
             <w:rStyle w:val="Hyperlink"/>
@@ -3024,8 +3042,8 @@
         <w:t xml:space="preserve"> </w:t>
       </w:r>
     </w:p>
-    <w:bookmarkStart w:id="29" w:name="fb-root"/>
-    <w:bookmarkEnd w:id="29"/>
+    <w:bookmarkStart w:id="18" w:name="fb-root"/>
+    <w:bookmarkEnd w:id="18"/>
     <w:p>
       <w:pPr>
         <w:pStyle w:val="BodyText"/>
@@ -3038,8 +3056,8 @@
         <w:t xml:space="preserve">You may also like</w:t>
       </w:r>
     </w:p>
-    <w:bookmarkEnd w:id="30"/>
-    <w:bookmarkEnd w:id="31"/>
+    <w:bookmarkEnd w:id="19"/>
+    <w:bookmarkEnd w:id="20"/>
     <w:sectPr>
       <w:footnotePr>
         <w:numRestart w:val="eachSect"/>
@@ -3267,10 +3285,10 @@
   <w:docDefaults>
     <w:rPrDefault>
       <w:rPr>
-        <w:rFonts w:asciiTheme="minorHAnsi" w:cstheme="minorBidi" w:eastAsiaTheme="minorHAnsi" w:hAnsiTheme="minorHAnsi"/>
+        <w:rFonts w:asciiTheme="minorHAnsi" w:cstheme="minorBidi" w:eastAsiaTheme="minorEastAsia" w:hAnsiTheme="minorHAnsi"/>
         <w:sz w:val="24"/>
         <w:szCs w:val="24"/>
-        <w:lang w:bidi="ar-SA" w:eastAsia="en-US" w:val="en-US"/>
+        <w:lang w:bidi="ar-SA" w:eastAsia="zh-CN" w:val="en-US"/>
       </w:rPr>
     </w:rPrDefault>
     <w:pPrDefault>
@@ -3811,13 +3829,6 @@
       </w:tblCellMar>
     </w:tblPr>
     <w:tblStylePr w:type="firstRow">
-      <w:tblPr>
-        <w:jc w:val="left"/>
-        <w:tblInd w:type="dxa" w:w="0"/>
-      </w:tblPr>
-      <w:trPr>
-        <w:jc w:val="left"/>
-      </w:trPr>
       <w:tcPr>
         <w:tcBorders>
           <w:bottom w:val="single"/>

--- a/posts/simplelinreg/index.docx
+++ b/posts/simplelinreg/index.docx
@@ -1672,7 +1672,7 @@
         <w:rPr>
           <w:rStyle w:val="VerbatimChar"/>
         </w:rPr>
-        <w:t xml:space="preserve">array([0.53425798, 0.1944184 , 0.62956963, 0.09905482, 0.57186628,</w:t>
+        <w:t xml:space="preserve">array([0.61023136, 0.35127926, 0.70901255, 0.54990213, 0.92067141,</w:t>
       </w:r>
       <w:r>
         <w:br/>
@@ -1681,7 +1681,7 @@
         <w:rPr>
           <w:rStyle w:val="VerbatimChar"/>
         </w:rPr>
-        <w:t xml:space="preserve">       0.04764721, 0.2969967 , 0.18618111, 0.92046985, 0.15995289,</w:t>
+        <w:t xml:space="preserve">       0.56249612, 0.8920766 , 0.55118711, 0.15789775, 0.70248971,</w:t>
       </w:r>
       <w:r>
         <w:br/>
@@ -1690,7 +1690,7 @@
         <w:rPr>
           <w:rStyle w:val="VerbatimChar"/>
         </w:rPr>
-        <w:t xml:space="preserve">       0.73659834, 0.77771144, 0.52951331, 0.70986521, 0.18881539,</w:t>
+        <w:t xml:space="preserve">       0.60851092, 0.04614058, 0.28160405, 0.09426245, 0.64712753,</w:t>
       </w:r>
       <w:r>
         <w:br/>
@@ -1699,7 +1699,7 @@
         <w:rPr>
           <w:rStyle w:val="VerbatimChar"/>
         </w:rPr>
-        <w:t xml:space="preserve">       0.37392422, 0.3372969 , 0.19310949, 0.02915359, 0.21063405,</w:t>
+        <w:t xml:space="preserve">       0.64404328, 0.89941348, 0.1609064 , 0.31214861, 0.62706773,</w:t>
       </w:r>
       <w:r>
         <w:br/>
@@ -1708,7 +1708,7 @@
         <w:rPr>
           <w:rStyle w:val="VerbatimChar"/>
         </w:rPr>
-        <w:t xml:space="preserve">       0.18325547, 0.23214651, 0.77334794, 0.4906584 , 0.02751254,</w:t>
+        <w:t xml:space="preserve">       0.5994807 , 0.28109636, 0.61253008, 0.13288128, 0.9795116 ,</w:t>
       </w:r>
       <w:r>
         <w:br/>
@@ -1717,7 +1717,7 @@
         <w:rPr>
           <w:rStyle w:val="VerbatimChar"/>
         </w:rPr>
-        <w:t xml:space="preserve">       0.38895345, 0.0045479 , 0.75891431, 0.25297089, 0.60120489,</w:t>
+        <w:t xml:space="preserve">       0.8333252 , 0.86561027, 0.78596744, 0.4193143 , 0.06962464,</w:t>
       </w:r>
       <w:r>
         <w:br/>
@@ -1726,7 +1726,7 @@
         <w:rPr>
           <w:rStyle w:val="VerbatimChar"/>
         </w:rPr>
-        <w:t xml:space="preserve">       0.9897146 , 0.87060948, 0.00583464, 0.79861779, 0.26065927,</w:t>
+        <w:t xml:space="preserve">       0.17127796, 0.11287803, 0.89552265, 0.24449175, 0.32737405,</w:t>
       </w:r>
       <w:r>
         <w:br/>
@@ -1735,7 +1735,7 @@
         <w:rPr>
           <w:rStyle w:val="VerbatimChar"/>
         </w:rPr>
-        <w:t xml:space="preserve">       0.62615723, 0.37251201, 0.43314669, 0.96513875, 0.18204489,</w:t>
+        <w:t xml:space="preserve">       0.37792804, 0.1347735 , 0.62803415, 0.50416849, 0.60347633,</w:t>
       </w:r>
       <w:r>
         <w:br/>
@@ -1744,7 +1744,7 @@
         <w:rPr>
           <w:rStyle w:val="VerbatimChar"/>
         </w:rPr>
-        <w:t xml:space="preserve">       0.02932742, 0.47237798, 0.58793617, 0.73537164, 0.32270674,</w:t>
+        <w:t xml:space="preserve">       0.60531356, 0.12091304, 0.39351769, 0.65691685, 0.37485822,</w:t>
       </w:r>
       <w:r>
         <w:br/>
@@ -1753,7 +1753,7 @@
         <w:rPr>
           <w:rStyle w:val="VerbatimChar"/>
         </w:rPr>
-        <w:t xml:space="preserve">       0.24335026, 0.14889496, 0.0666758 , 0.70525001, 0.71999652,</w:t>
+        <w:t xml:space="preserve">       0.36639085, 0.67259496, 0.82348384, 0.49360866, 0.5398016 ,</w:t>
       </w:r>
       <w:r>
         <w:br/>
@@ -1762,7 +1762,7 @@
         <w:rPr>
           <w:rStyle w:val="VerbatimChar"/>
         </w:rPr>
-        <w:t xml:space="preserve">       0.11025633, 0.4014755 , 0.27303044, 0.86338998, 0.29059295,</w:t>
+        <w:t xml:space="preserve">       0.96734416, 0.09230315, 0.55605705, 0.67519735, 0.6388489 ,</w:t>
       </w:r>
       <w:r>
         <w:br/>
@@ -1771,7 +1771,7 @@
         <w:rPr>
           <w:rStyle w:val="VerbatimChar"/>
         </w:rPr>
-        <w:t xml:space="preserve">       0.59162983, 0.67454171, 0.89278579, 0.61128127, 0.73662452,</w:t>
+        <w:t xml:space="preserve">       0.43746448, 0.81090426, 0.74392157, 0.68439391, 0.81133686,</w:t>
       </w:r>
       <w:r>
         <w:br/>
@@ -1780,7 +1780,7 @@
         <w:rPr>
           <w:rStyle w:val="VerbatimChar"/>
         </w:rPr>
-        <w:t xml:space="preserve">       0.98794916, 0.1332535 , 0.74775619, 0.38115235, 0.10668018,</w:t>
+        <w:t xml:space="preserve">       0.40795013, 0.31439244, 0.81444521, 0.51932215, 0.02764784,</w:t>
       </w:r>
       <w:r>
         <w:br/>
@@ -1789,7 +1789,7 @@
         <w:rPr>
           <w:rStyle w:val="VerbatimChar"/>
         </w:rPr>
-        <w:t xml:space="preserve">       0.37485858, 0.84102552, 0.24861288, 0.55888766, 0.41221269,</w:t>
+        <w:t xml:space="preserve">       0.13616136, 0.81905058, 0.33579217, 0.68135051, 0.11349535,</w:t>
       </w:r>
       <w:r>
         <w:br/>
@@ -1798,7 +1798,7 @@
         <w:rPr>
           <w:rStyle w:val="VerbatimChar"/>
         </w:rPr>
-        <w:t xml:space="preserve">       0.14544946, 0.41234817, 0.90110578, 0.49619546, 0.1979126 ,</w:t>
+        <w:t xml:space="preserve">       0.03857311, 0.49161163, 0.38097274, 0.03462325, 0.02673165,</w:t>
       </w:r>
       <w:r>
         <w:br/>
@@ -1807,7 +1807,7 @@
         <w:rPr>
           <w:rStyle w:val="VerbatimChar"/>
         </w:rPr>
-        <w:t xml:space="preserve">       0.69322768, 0.30426916, 0.79766814, 0.00160414, 0.66615458,</w:t>
+        <w:t xml:space="preserve">       0.4868667 , 0.05478021, 0.2765755 , 0.6542266 , 0.20238531,</w:t>
       </w:r>
       <w:r>
         <w:br/>
@@ -1816,7 +1816,7 @@
         <w:rPr>
           <w:rStyle w:val="VerbatimChar"/>
         </w:rPr>
-        <w:t xml:space="preserve">       0.80068426, 0.36990656, 0.70037759, 0.45726603, 0.4044739 ,</w:t>
+        <w:t xml:space="preserve">       0.43508112, 0.8427379 , 0.56110246, 0.90201052, 0.30178874,</w:t>
       </w:r>
       <w:r>
         <w:br/>
@@ -1825,7 +1825,7 @@
         <w:rPr>
           <w:rStyle w:val="VerbatimChar"/>
         </w:rPr>
-        <w:t xml:space="preserve">       0.00102124, 0.90350694, 0.63371697, 0.96548538, 0.03939956,</w:t>
+        <w:t xml:space="preserve">       0.95699401, 0.30321967, 0.1213077 , 0.30643594, 0.58539688,</w:t>
       </w:r>
       <w:r>
         <w:br/>
@@ -1834,7 +1834,7 @@
         <w:rPr>
           <w:rStyle w:val="VerbatimChar"/>
         </w:rPr>
-        <w:t xml:space="preserve">       0.50887333, 0.52758501, 0.4533702 , 0.60682438, 0.05313493,</w:t>
+        <w:t xml:space="preserve">       0.99253191, 0.64759487, 0.63778093, 0.23902883, 0.10212495,</w:t>
       </w:r>
       <w:r>
         <w:br/>
@@ -1843,7 +1843,7 @@
         <w:rPr>
           <w:rStyle w:val="VerbatimChar"/>
         </w:rPr>
-        <w:t xml:space="preserve">       0.42043442, 0.53829035, 0.11147102, 0.52893808, 0.39284842])</w:t>
+        <w:t xml:space="preserve">       0.98597089, 0.31019702, 0.43741496, 0.25189977, 0.37157122])</w:t>
       </w:r>
     </w:p>
     <w:p>
@@ -1951,7 +1951,7 @@
         <w:rPr>
           <w:rStyle w:val="VerbatimChar"/>
         </w:rPr>
-        <w:t xml:space="preserve">array([[0.53425798],</w:t>
+        <w:t xml:space="preserve">array([[0.61023136],</w:t>
       </w:r>
       <w:r>
         <w:br/>
@@ -1960,7 +1960,7 @@
         <w:rPr>
           <w:rStyle w:val="VerbatimChar"/>
         </w:rPr>
-        <w:t xml:space="preserve">       [0.1944184 ],</w:t>
+        <w:t xml:space="preserve">       [0.35127926],</w:t>
       </w:r>
       <w:r>
         <w:br/>
@@ -1969,7 +1969,7 @@
         <w:rPr>
           <w:rStyle w:val="VerbatimChar"/>
         </w:rPr>
-        <w:t xml:space="preserve">       [0.62956963],</w:t>
+        <w:t xml:space="preserve">       [0.70901255],</w:t>
       </w:r>
       <w:r>
         <w:br/>
@@ -1978,7 +1978,7 @@
         <w:rPr>
           <w:rStyle w:val="VerbatimChar"/>
         </w:rPr>
-        <w:t xml:space="preserve">       [0.09905482],</w:t>
+        <w:t xml:space="preserve">       [0.54990213],</w:t>
       </w:r>
       <w:r>
         <w:br/>
@@ -1987,7 +1987,7 @@
         <w:rPr>
           <w:rStyle w:val="VerbatimChar"/>
         </w:rPr>
-        <w:t xml:space="preserve">       [0.57186628],</w:t>
+        <w:t xml:space="preserve">       [0.92067141],</w:t>
       </w:r>
       <w:r>
         <w:br/>
@@ -1996,7 +1996,7 @@
         <w:rPr>
           <w:rStyle w:val="VerbatimChar"/>
         </w:rPr>
-        <w:t xml:space="preserve">       [0.04764721],</w:t>
+        <w:t xml:space="preserve">       [0.56249612],</w:t>
       </w:r>
       <w:r>
         <w:br/>
@@ -2005,7 +2005,7 @@
         <w:rPr>
           <w:rStyle w:val="VerbatimChar"/>
         </w:rPr>
-        <w:t xml:space="preserve">       [0.2969967 ],</w:t>
+        <w:t xml:space="preserve">       [0.8920766 ],</w:t>
       </w:r>
       <w:r>
         <w:br/>
@@ -2014,7 +2014,7 @@
         <w:rPr>
           <w:rStyle w:val="VerbatimChar"/>
         </w:rPr>
-        <w:t xml:space="preserve">       [0.18618111],</w:t>
+        <w:t xml:space="preserve">       [0.55118711],</w:t>
       </w:r>
       <w:r>
         <w:br/>
@@ -2023,7 +2023,7 @@
         <w:rPr>
           <w:rStyle w:val="VerbatimChar"/>
         </w:rPr>
-        <w:t xml:space="preserve">       [0.92046985],</w:t>
+        <w:t xml:space="preserve">       [0.15789775],</w:t>
       </w:r>
       <w:r>
         <w:br/>
@@ -2032,7 +2032,7 @@
         <w:rPr>
           <w:rStyle w:val="VerbatimChar"/>
         </w:rPr>
-        <w:t xml:space="preserve">       [0.15995289]])</w:t>
+        <w:t xml:space="preserve">       [0.70248971]])</w:t>
       </w:r>
     </w:p>
     <w:p>
@@ -2095,7 +2095,7 @@
         <w:rPr>
           <w:rStyle w:val="VerbatimChar"/>
         </w:rPr>
-        <w:t xml:space="preserve">array([5.50244903, 8.12751481])</w:t>
+        <w:t xml:space="preserve">array([4.50286434, 6.45232519])</w:t>
       </w:r>
     </w:p>
     <w:p>
@@ -2298,7 +2298,7 @@
         <w:t xml:space="preserve"> </w:t>
       </w:r>
       <w:r>
-        <w:t xml:space="preserve">np.float64(0.2523) and slope</w:t>
+        <w:t xml:space="preserve">np.float64(0.6039) and slope</w:t>
       </w:r>
       <w:r>
         <w:t xml:space="preserve"> </w:t>
@@ -2327,7 +2327,7 @@
         <w:t xml:space="preserve"> </w:t>
       </w:r>
       <w:r>
-        <w:t xml:space="preserve">array([2.62506579]).</w:t>
+        <w:t xml:space="preserve">array([1.94946084]).</w:t>
       </w:r>
     </w:p>
     <w:p>

--- a/posts/simplelinreg/index.docx
+++ b/posts/simplelinreg/index.docx
@@ -1672,7 +1672,7 @@
         <w:rPr>
           <w:rStyle w:val="VerbatimChar"/>
         </w:rPr>
-        <w:t xml:space="preserve">array([0.61023136, 0.35127926, 0.70901255, 0.54990213, 0.92067141,</w:t>
+        <w:t xml:space="preserve">array([0.93238269, 0.49543203, 0.45971899, 0.1752147 , 0.85391903,</w:t>
       </w:r>
       <w:r>
         <w:br/>
@@ -1681,7 +1681,7 @@
         <w:rPr>
           <w:rStyle w:val="VerbatimChar"/>
         </w:rPr>
-        <w:t xml:space="preserve">       0.56249612, 0.8920766 , 0.55118711, 0.15789775, 0.70248971,</w:t>
+        <w:t xml:space="preserve">       0.97449648, 0.42173327, 0.73828034, 0.73811617, 0.77720902,</w:t>
       </w:r>
       <w:r>
         <w:br/>
@@ -1690,7 +1690,7 @@
         <w:rPr>
           <w:rStyle w:val="VerbatimChar"/>
         </w:rPr>
-        <w:t xml:space="preserve">       0.60851092, 0.04614058, 0.28160405, 0.09426245, 0.64712753,</w:t>
+        <w:t xml:space="preserve">       0.45971513, 0.48353732, 0.72705505, 0.38870208, 0.74441067,</w:t>
       </w:r>
       <w:r>
         <w:br/>
@@ -1699,7 +1699,7 @@
         <w:rPr>
           <w:rStyle w:val="VerbatimChar"/>
         </w:rPr>
-        <w:t xml:space="preserve">       0.64404328, 0.89941348, 0.1609064 , 0.31214861, 0.62706773,</w:t>
+        <w:t xml:space="preserve">       0.19677387, 0.34320687, 0.43488053, 0.96553046, 0.67010331,</w:t>
       </w:r>
       <w:r>
         <w:br/>
@@ -1708,7 +1708,7 @@
         <w:rPr>
           <w:rStyle w:val="VerbatimChar"/>
         </w:rPr>
-        <w:t xml:space="preserve">       0.5994807 , 0.28109636, 0.61253008, 0.13288128, 0.9795116 ,</w:t>
+        <w:t xml:space="preserve">       0.0030623 , 0.85594655, 0.17639418, 0.97475335, 0.3478623 ,</w:t>
       </w:r>
       <w:r>
         <w:br/>
@@ -1717,7 +1717,7 @@
         <w:rPr>
           <w:rStyle w:val="VerbatimChar"/>
         </w:rPr>
-        <w:t xml:space="preserve">       0.8333252 , 0.86561027, 0.78596744, 0.4193143 , 0.06962464,</w:t>
+        <w:t xml:space="preserve">       0.65836273, 0.74918467, 0.50413065, 0.49020314, 0.9015206 ,</w:t>
       </w:r>
       <w:r>
         <w:br/>
@@ -1726,7 +1726,7 @@
         <w:rPr>
           <w:rStyle w:val="VerbatimChar"/>
         </w:rPr>
-        <w:t xml:space="preserve">       0.17127796, 0.11287803, 0.89552265, 0.24449175, 0.32737405,</w:t>
+        <w:t xml:space="preserve">       0.12789552, 0.30597043, 0.65947713, 0.39446847, 0.84688144,</w:t>
       </w:r>
       <w:r>
         <w:br/>
@@ -1735,7 +1735,7 @@
         <w:rPr>
           <w:rStyle w:val="VerbatimChar"/>
         </w:rPr>
-        <w:t xml:space="preserve">       0.37792804, 0.1347735 , 0.62803415, 0.50416849, 0.60347633,</w:t>
+        <w:t xml:space="preserve">       0.90594443, 0.0836188 , 0.59099017, 0.23478694, 0.66895847,</w:t>
       </w:r>
       <w:r>
         <w:br/>
@@ -1744,7 +1744,7 @@
         <w:rPr>
           <w:rStyle w:val="VerbatimChar"/>
         </w:rPr>
-        <w:t xml:space="preserve">       0.60531356, 0.12091304, 0.39351769, 0.65691685, 0.37485822,</w:t>
+        <w:t xml:space="preserve">       0.46865002, 0.47242175, 0.95916101, 0.45926668, 0.9286746 ,</w:t>
       </w:r>
       <w:r>
         <w:br/>
@@ -1753,7 +1753,7 @@
         <w:rPr>
           <w:rStyle w:val="VerbatimChar"/>
         </w:rPr>
-        <w:t xml:space="preserve">       0.36639085, 0.67259496, 0.82348384, 0.49360866, 0.5398016 ,</w:t>
+        <w:t xml:space="preserve">       0.68079029, 0.5956413 , 0.71572937, 0.88778836, 0.74836024,</w:t>
       </w:r>
       <w:r>
         <w:br/>
@@ -1762,7 +1762,7 @@
         <w:rPr>
           <w:rStyle w:val="VerbatimChar"/>
         </w:rPr>
-        <w:t xml:space="preserve">       0.96734416, 0.09230315, 0.55605705, 0.67519735, 0.6388489 ,</w:t>
+        <w:t xml:space="preserve">       0.39824881, 0.00477673, 0.97194915, 0.19261616, 0.63546447,</w:t>
       </w:r>
       <w:r>
         <w:br/>
@@ -1771,7 +1771,7 @@
         <w:rPr>
           <w:rStyle w:val="VerbatimChar"/>
         </w:rPr>
-        <w:t xml:space="preserve">       0.43746448, 0.81090426, 0.74392157, 0.68439391, 0.81133686,</w:t>
+        <w:t xml:space="preserve">       0.77796977, 0.554487  , 0.0990913 , 0.32814258, 0.91412666,</w:t>
       </w:r>
       <w:r>
         <w:br/>
@@ -1780,7 +1780,7 @@
         <w:rPr>
           <w:rStyle w:val="VerbatimChar"/>
         </w:rPr>
-        <w:t xml:space="preserve">       0.40795013, 0.31439244, 0.81444521, 0.51932215, 0.02764784,</w:t>
+        <w:t xml:space="preserve">       0.95968745, 0.75954418, 0.77102935, 0.9652462 , 0.15862728,</w:t>
       </w:r>
       <w:r>
         <w:br/>
@@ -1789,7 +1789,7 @@
         <w:rPr>
           <w:rStyle w:val="VerbatimChar"/>
         </w:rPr>
-        <w:t xml:space="preserve">       0.13616136, 0.81905058, 0.33579217, 0.68135051, 0.11349535,</w:t>
+        <w:t xml:space="preserve">       0.99248594, 0.44969621, 0.79151294, 0.50760558, 0.61357047,</w:t>
       </w:r>
       <w:r>
         <w:br/>
@@ -1798,7 +1798,7 @@
         <w:rPr>
           <w:rStyle w:val="VerbatimChar"/>
         </w:rPr>
-        <w:t xml:space="preserve">       0.03857311, 0.49161163, 0.38097274, 0.03462325, 0.02673165,</w:t>
+        <w:t xml:space="preserve">       0.65354716, 0.0358594 , 0.56895511, 0.73796797, 0.37615195,</w:t>
       </w:r>
       <w:r>
         <w:br/>
@@ -1807,7 +1807,7 @@
         <w:rPr>
           <w:rStyle w:val="VerbatimChar"/>
         </w:rPr>
-        <w:t xml:space="preserve">       0.4868667 , 0.05478021, 0.2765755 , 0.6542266 , 0.20238531,</w:t>
+        <w:t xml:space="preserve">       0.77327941, 0.50929075, 0.19195408, 0.75871016, 0.84215433,</w:t>
       </w:r>
       <w:r>
         <w:br/>
@@ -1816,7 +1816,7 @@
         <w:rPr>
           <w:rStyle w:val="VerbatimChar"/>
         </w:rPr>
-        <w:t xml:space="preserve">       0.43508112, 0.8427379 , 0.56110246, 0.90201052, 0.30178874,</w:t>
+        <w:t xml:space="preserve">       0.43772111, 0.67298198, 0.88985617, 0.83453662, 0.54277589,</w:t>
       </w:r>
       <w:r>
         <w:br/>
@@ -1825,7 +1825,7 @@
         <w:rPr>
           <w:rStyle w:val="VerbatimChar"/>
         </w:rPr>
-        <w:t xml:space="preserve">       0.95699401, 0.30321967, 0.1213077 , 0.30643594, 0.58539688,</w:t>
+        <w:t xml:space="preserve">       0.20799696, 0.98678338, 0.8703081 , 0.38349212, 0.23106093,</w:t>
       </w:r>
       <w:r>
         <w:br/>
@@ -1834,7 +1834,7 @@
         <w:rPr>
           <w:rStyle w:val="VerbatimChar"/>
         </w:rPr>
-        <w:t xml:space="preserve">       0.99253191, 0.64759487, 0.63778093, 0.23902883, 0.10212495,</w:t>
+        <w:t xml:space="preserve">       0.76096988, 0.37672667, 0.83305699, 0.01794045, 0.39314929,</w:t>
       </w:r>
       <w:r>
         <w:br/>
@@ -1843,7 +1843,7 @@
         <w:rPr>
           <w:rStyle w:val="VerbatimChar"/>
         </w:rPr>
-        <w:t xml:space="preserve">       0.98597089, 0.31019702, 0.43741496, 0.25189977, 0.37157122])</w:t>
+        <w:t xml:space="preserve">       0.39433127, 0.08276944, 0.53927157, 0.2831361 , 0.43782032])</w:t>
       </w:r>
     </w:p>
     <w:p>
@@ -1951,7 +1951,7 @@
         <w:rPr>
           <w:rStyle w:val="VerbatimChar"/>
         </w:rPr>
-        <w:t xml:space="preserve">array([[0.61023136],</w:t>
+        <w:t xml:space="preserve">array([[0.93238269],</w:t>
       </w:r>
       <w:r>
         <w:br/>
@@ -1960,7 +1960,7 @@
         <w:rPr>
           <w:rStyle w:val="VerbatimChar"/>
         </w:rPr>
-        <w:t xml:space="preserve">       [0.35127926],</w:t>
+        <w:t xml:space="preserve">       [0.49543203],</w:t>
       </w:r>
       <w:r>
         <w:br/>
@@ -1969,7 +1969,7 @@
         <w:rPr>
           <w:rStyle w:val="VerbatimChar"/>
         </w:rPr>
-        <w:t xml:space="preserve">       [0.70901255],</w:t>
+        <w:t xml:space="preserve">       [0.45971899],</w:t>
       </w:r>
       <w:r>
         <w:br/>
@@ -1978,7 +1978,7 @@
         <w:rPr>
           <w:rStyle w:val="VerbatimChar"/>
         </w:rPr>
-        <w:t xml:space="preserve">       [0.54990213],</w:t>
+        <w:t xml:space="preserve">       [0.1752147 ],</w:t>
       </w:r>
       <w:r>
         <w:br/>
@@ -1987,7 +1987,7 @@
         <w:rPr>
           <w:rStyle w:val="VerbatimChar"/>
         </w:rPr>
-        <w:t xml:space="preserve">       [0.92067141],</w:t>
+        <w:t xml:space="preserve">       [0.85391903],</w:t>
       </w:r>
       <w:r>
         <w:br/>
@@ -1996,7 +1996,7 @@
         <w:rPr>
           <w:rStyle w:val="VerbatimChar"/>
         </w:rPr>
-        <w:t xml:space="preserve">       [0.56249612],</w:t>
+        <w:t xml:space="preserve">       [0.97449648],</w:t>
       </w:r>
       <w:r>
         <w:br/>
@@ -2005,7 +2005,7 @@
         <w:rPr>
           <w:rStyle w:val="VerbatimChar"/>
         </w:rPr>
-        <w:t xml:space="preserve">       [0.8920766 ],</w:t>
+        <w:t xml:space="preserve">       [0.42173327],</w:t>
       </w:r>
       <w:r>
         <w:br/>
@@ -2014,7 +2014,7 @@
         <w:rPr>
           <w:rStyle w:val="VerbatimChar"/>
         </w:rPr>
-        <w:t xml:space="preserve">       [0.55118711],</w:t>
+        <w:t xml:space="preserve">       [0.73828034],</w:t>
       </w:r>
       <w:r>
         <w:br/>
@@ -2023,7 +2023,7 @@
         <w:rPr>
           <w:rStyle w:val="VerbatimChar"/>
         </w:rPr>
-        <w:t xml:space="preserve">       [0.15789775],</w:t>
+        <w:t xml:space="preserve">       [0.73811617],</w:t>
       </w:r>
       <w:r>
         <w:br/>
@@ -2032,7 +2032,7 @@
         <w:rPr>
           <w:rStyle w:val="VerbatimChar"/>
         </w:rPr>
-        <w:t xml:space="preserve">       [0.70248971]])</w:t>
+        <w:t xml:space="preserve">       [0.77720902]])</w:t>
       </w:r>
     </w:p>
     <w:p>
@@ -2095,7 +2095,7 @@
         <w:rPr>
           <w:rStyle w:val="VerbatimChar"/>
         </w:rPr>
-        <w:t xml:space="preserve">array([4.50286434, 6.45232519])</w:t>
+        <w:t xml:space="preserve">array([3.98085106, 5.58317738])</w:t>
       </w:r>
     </w:p>
     <w:p>
@@ -2298,7 +2298,7 @@
         <w:t xml:space="preserve"> </w:t>
       </w:r>
       <w:r>
-        <w:t xml:space="preserve">np.float64(0.6039) and slope</w:t>
+        <w:t xml:space="preserve">np.float64(0.7762) and slope</w:t>
       </w:r>
       <w:r>
         <w:t xml:space="preserve"> </w:t>
@@ -2327,7 +2327,7 @@
         <w:t xml:space="preserve"> </w:t>
       </w:r>
       <w:r>
-        <w:t xml:space="preserve">array([1.94946084]).</w:t>
+        <w:t xml:space="preserve">array([1.60232632]).</w:t>
       </w:r>
     </w:p>
     <w:p>

--- a/posts/simplelinreg/index.docx
+++ b/posts/simplelinreg/index.docx
@@ -1672,7 +1672,7 @@
         <w:rPr>
           <w:rStyle w:val="VerbatimChar"/>
         </w:rPr>
-        <w:t xml:space="preserve">array([0.93238269, 0.49543203, 0.45971899, 0.1752147 , 0.85391903,</w:t>
+        <w:t xml:space="preserve">array([0.4766488 , 0.99594214, 0.6659838 , 0.33238052, 0.69268864,</w:t>
       </w:r>
       <w:r>
         <w:br/>
@@ -1681,7 +1681,7 @@
         <w:rPr>
           <w:rStyle w:val="VerbatimChar"/>
         </w:rPr>
-        <w:t xml:space="preserve">       0.97449648, 0.42173327, 0.73828034, 0.73811617, 0.77720902,</w:t>
+        <w:t xml:space="preserve">       0.23349923, 0.7741959 , 0.77809404, 0.43176155, 0.40280449,</w:t>
       </w:r>
       <w:r>
         <w:br/>
@@ -1690,7 +1690,7 @@
         <w:rPr>
           <w:rStyle w:val="VerbatimChar"/>
         </w:rPr>
-        <w:t xml:space="preserve">       0.45971513, 0.48353732, 0.72705505, 0.38870208, 0.74441067,</w:t>
+        <w:t xml:space="preserve">       0.33232473, 0.12544828, 0.91478823, 0.58282485, 0.20597755,</w:t>
       </w:r>
       <w:r>
         <w:br/>
@@ -1699,7 +1699,7 @@
         <w:rPr>
           <w:rStyle w:val="VerbatimChar"/>
         </w:rPr>
-        <w:t xml:space="preserve">       0.19677387, 0.34320687, 0.43488053, 0.96553046, 0.67010331,</w:t>
+        <w:t xml:space="preserve">       0.46708794, 0.23913211, 0.17325416, 0.8391829 , 0.56183767,</w:t>
       </w:r>
       <w:r>
         <w:br/>
@@ -1708,7 +1708,7 @@
         <w:rPr>
           <w:rStyle w:val="VerbatimChar"/>
         </w:rPr>
-        <w:t xml:space="preserve">       0.0030623 , 0.85594655, 0.17639418, 0.97475335, 0.3478623 ,</w:t>
+        <w:t xml:space="preserve">       0.65247622, 0.3271252 , 0.84528406, 0.1758189 , 0.29281794,</w:t>
       </w:r>
       <w:r>
         <w:br/>
@@ -1717,7 +1717,7 @@
         <w:rPr>
           <w:rStyle w:val="VerbatimChar"/>
         </w:rPr>
-        <w:t xml:space="preserve">       0.65836273, 0.74918467, 0.50413065, 0.49020314, 0.9015206 ,</w:t>
+        <w:t xml:space="preserve">       0.6776681 , 0.95588499, 0.80185143, 0.23074119, 0.85607799,</w:t>
       </w:r>
       <w:r>
         <w:br/>
@@ -1726,7 +1726,7 @@
         <w:rPr>
           <w:rStyle w:val="VerbatimChar"/>
         </w:rPr>
-        <w:t xml:space="preserve">       0.12789552, 0.30597043, 0.65947713, 0.39446847, 0.84688144,</w:t>
+        <w:t xml:space="preserve">       0.74247372, 0.66033065, 0.87782086, 0.04170197, 0.59477239,</w:t>
       </w:r>
       <w:r>
         <w:br/>
@@ -1735,7 +1735,7 @@
         <w:rPr>
           <w:rStyle w:val="VerbatimChar"/>
         </w:rPr>
-        <w:t xml:space="preserve">       0.90594443, 0.0836188 , 0.59099017, 0.23478694, 0.66895847,</w:t>
+        <w:t xml:space="preserve">       0.31709896, 0.80649671, 0.82762994, 0.2460917 , 0.39023331,</w:t>
       </w:r>
       <w:r>
         <w:br/>
@@ -1744,7 +1744,7 @@
         <w:rPr>
           <w:rStyle w:val="VerbatimChar"/>
         </w:rPr>
-        <w:t xml:space="preserve">       0.46865002, 0.47242175, 0.95916101, 0.45926668, 0.9286746 ,</w:t>
+        <w:t xml:space="preserve">       0.2628611 , 0.46565639, 0.42928399, 0.73081009, 0.54996328,</w:t>
       </w:r>
       <w:r>
         <w:br/>
@@ -1753,7 +1753,7 @@
         <w:rPr>
           <w:rStyle w:val="VerbatimChar"/>
         </w:rPr>
-        <w:t xml:space="preserve">       0.68079029, 0.5956413 , 0.71572937, 0.88778836, 0.74836024,</w:t>
+        <w:t xml:space="preserve">       0.96049338, 0.85930973, 0.92275811, 0.8205815 , 0.54956078,</w:t>
       </w:r>
       <w:r>
         <w:br/>
@@ -1762,7 +1762,7 @@
         <w:rPr>
           <w:rStyle w:val="VerbatimChar"/>
         </w:rPr>
-        <w:t xml:space="preserve">       0.39824881, 0.00477673, 0.97194915, 0.19261616, 0.63546447,</w:t>
+        <w:t xml:space="preserve">       0.27355314, 0.55757873, 0.93426983, 0.45783536, 0.08153554,</w:t>
       </w:r>
       <w:r>
         <w:br/>
@@ -1771,7 +1771,7 @@
         <w:rPr>
           <w:rStyle w:val="VerbatimChar"/>
         </w:rPr>
-        <w:t xml:space="preserve">       0.77796977, 0.554487  , 0.0990913 , 0.32814258, 0.91412666,</w:t>
+        <w:t xml:space="preserve">       0.5236525 , 0.84264604, 0.53847444, 0.42416563, 0.94116653,</w:t>
       </w:r>
       <w:r>
         <w:br/>
@@ -1780,7 +1780,7 @@
         <w:rPr>
           <w:rStyle w:val="VerbatimChar"/>
         </w:rPr>
-        <w:t xml:space="preserve">       0.95968745, 0.75954418, 0.77102935, 0.9652462 , 0.15862728,</w:t>
+        <w:t xml:space="preserve">       0.14523123, 0.48878545, 0.32733062, 0.12600241, 0.69019665,</w:t>
       </w:r>
       <w:r>
         <w:br/>
@@ -1789,7 +1789,7 @@
         <w:rPr>
           <w:rStyle w:val="VerbatimChar"/>
         </w:rPr>
-        <w:t xml:space="preserve">       0.99248594, 0.44969621, 0.79151294, 0.50760558, 0.61357047,</w:t>
+        <w:t xml:space="preserve">       0.25634448, 0.71190513, 0.72060326, 0.61478582, 0.21896517,</w:t>
       </w:r>
       <w:r>
         <w:br/>
@@ -1798,7 +1798,7 @@
         <w:rPr>
           <w:rStyle w:val="VerbatimChar"/>
         </w:rPr>
-        <w:t xml:space="preserve">       0.65354716, 0.0358594 , 0.56895511, 0.73796797, 0.37615195,</w:t>
+        <w:t xml:space="preserve">       0.26831471, 0.73693688, 0.91767234, 0.2650815 , 0.53413004,</w:t>
       </w:r>
       <w:r>
         <w:br/>
@@ -1807,7 +1807,7 @@
         <w:rPr>
           <w:rStyle w:val="VerbatimChar"/>
         </w:rPr>
-        <w:t xml:space="preserve">       0.77327941, 0.50929075, 0.19195408, 0.75871016, 0.84215433,</w:t>
+        <w:t xml:space="preserve">       0.35120176, 0.8862037 , 0.42680516, 0.76936132, 0.75564541,</w:t>
       </w:r>
       <w:r>
         <w:br/>
@@ -1816,7 +1816,7 @@
         <w:rPr>
           <w:rStyle w:val="VerbatimChar"/>
         </w:rPr>
-        <w:t xml:space="preserve">       0.43772111, 0.67298198, 0.88985617, 0.83453662, 0.54277589,</w:t>
+        <w:t xml:space="preserve">       0.87111972, 0.47756509, 0.18462289, 0.72058937, 0.52007204,</w:t>
       </w:r>
       <w:r>
         <w:br/>
@@ -1825,7 +1825,7 @@
         <w:rPr>
           <w:rStyle w:val="VerbatimChar"/>
         </w:rPr>
-        <w:t xml:space="preserve">       0.20799696, 0.98678338, 0.8703081 , 0.38349212, 0.23106093,</w:t>
+        <w:t xml:space="preserve">       0.63485799, 0.37294769, 0.63843383, 0.34108062, 0.20052594,</w:t>
       </w:r>
       <w:r>
         <w:br/>
@@ -1834,7 +1834,7 @@
         <w:rPr>
           <w:rStyle w:val="VerbatimChar"/>
         </w:rPr>
-        <w:t xml:space="preserve">       0.76096988, 0.37672667, 0.83305699, 0.01794045, 0.39314929,</w:t>
+        <w:t xml:space="preserve">       0.75482525, 0.2996518 , 0.00593879, 0.92840679, 0.65650502,</w:t>
       </w:r>
       <w:r>
         <w:br/>
@@ -1843,7 +1843,7 @@
         <w:rPr>
           <w:rStyle w:val="VerbatimChar"/>
         </w:rPr>
-        <w:t xml:space="preserve">       0.39433127, 0.08276944, 0.53927157, 0.2831361 , 0.43782032])</w:t>
+        <w:t xml:space="preserve">       0.61088676, 0.60048694, 0.0466812 , 0.67409371, 0.7403338 ])</w:t>
       </w:r>
     </w:p>
     <w:p>
@@ -1951,7 +1951,7 @@
         <w:rPr>
           <w:rStyle w:val="VerbatimChar"/>
         </w:rPr>
-        <w:t xml:space="preserve">array([[0.93238269],</w:t>
+        <w:t xml:space="preserve">array([[0.4766488 ],</w:t>
       </w:r>
       <w:r>
         <w:br/>
@@ -1960,7 +1960,7 @@
         <w:rPr>
           <w:rStyle w:val="VerbatimChar"/>
         </w:rPr>
-        <w:t xml:space="preserve">       [0.49543203],</w:t>
+        <w:t xml:space="preserve">       [0.99594214],</w:t>
       </w:r>
       <w:r>
         <w:br/>
@@ -1969,7 +1969,7 @@
         <w:rPr>
           <w:rStyle w:val="VerbatimChar"/>
         </w:rPr>
-        <w:t xml:space="preserve">       [0.45971899],</w:t>
+        <w:t xml:space="preserve">       [0.6659838 ],</w:t>
       </w:r>
       <w:r>
         <w:br/>
@@ -1978,7 +1978,7 @@
         <w:rPr>
           <w:rStyle w:val="VerbatimChar"/>
         </w:rPr>
-        <w:t xml:space="preserve">       [0.1752147 ],</w:t>
+        <w:t xml:space="preserve">       [0.33238052],</w:t>
       </w:r>
       <w:r>
         <w:br/>
@@ -1987,7 +1987,7 @@
         <w:rPr>
           <w:rStyle w:val="VerbatimChar"/>
         </w:rPr>
-        <w:t xml:space="preserve">       [0.85391903],</w:t>
+        <w:t xml:space="preserve">       [0.69268864],</w:t>
       </w:r>
       <w:r>
         <w:br/>
@@ -1996,7 +1996,7 @@
         <w:rPr>
           <w:rStyle w:val="VerbatimChar"/>
         </w:rPr>
-        <w:t xml:space="preserve">       [0.97449648],</w:t>
+        <w:t xml:space="preserve">       [0.23349923],</w:t>
       </w:r>
       <w:r>
         <w:br/>
@@ -2005,7 +2005,7 @@
         <w:rPr>
           <w:rStyle w:val="VerbatimChar"/>
         </w:rPr>
-        <w:t xml:space="preserve">       [0.42173327],</w:t>
+        <w:t xml:space="preserve">       [0.7741959 ],</w:t>
       </w:r>
       <w:r>
         <w:br/>
@@ -2014,7 +2014,7 @@
         <w:rPr>
           <w:rStyle w:val="VerbatimChar"/>
         </w:rPr>
-        <w:t xml:space="preserve">       [0.73828034],</w:t>
+        <w:t xml:space="preserve">       [0.77809404],</w:t>
       </w:r>
       <w:r>
         <w:br/>
@@ -2023,7 +2023,7 @@
         <w:rPr>
           <w:rStyle w:val="VerbatimChar"/>
         </w:rPr>
-        <w:t xml:space="preserve">       [0.73811617],</w:t>
+        <w:t xml:space="preserve">       [0.43176155],</w:t>
       </w:r>
       <w:r>
         <w:br/>
@@ -2032,7 +2032,7 @@
         <w:rPr>
           <w:rStyle w:val="VerbatimChar"/>
         </w:rPr>
-        <w:t xml:space="preserve">       [0.77720902]])</w:t>
+        <w:t xml:space="preserve">       [0.40280449]])</w:t>
       </w:r>
     </w:p>
     <w:p>
@@ -2095,7 +2095,7 @@
         <w:rPr>
           <w:rStyle w:val="VerbatimChar"/>
         </w:rPr>
-        <w:t xml:space="preserve">array([3.98085106, 5.58317738])</w:t>
+        <w:t xml:space="preserve">array([4.2026145 , 5.95524405])</w:t>
       </w:r>
     </w:p>
     <w:p>
@@ -2298,7 +2298,7 @@
         <w:t xml:space="preserve"> </w:t>
       </w:r>
       <w:r>
-        <w:t xml:space="preserve">np.float64(0.7762) and slope</w:t>
+        <w:t xml:space="preserve">np.float64(0.6974) and slope</w:t>
       </w:r>
       <w:r>
         <w:t xml:space="preserve"> </w:t>
@@ -2327,7 +2327,7 @@
         <w:t xml:space="preserve"> </w:t>
       </w:r>
       <w:r>
-        <w:t xml:space="preserve">array([1.60232632]).</w:t>
+        <w:t xml:space="preserve">array([1.75262956]).</w:t>
       </w:r>
     </w:p>
     <w:p>

--- a/posts/simplelinreg/index.docx
+++ b/posts/simplelinreg/index.docx
@@ -1672,7 +1672,7 @@
         <w:rPr>
           <w:rStyle w:val="VerbatimChar"/>
         </w:rPr>
-        <w:t xml:space="preserve">array([0.4766488 , 0.99594214, 0.6659838 , 0.33238052, 0.69268864,</w:t>
+        <w:t xml:space="preserve">array([0.86745641, 0.99924186, 0.28614426, 0.73044724, 0.14091239,</w:t>
       </w:r>
       <w:r>
         <w:br/>
@@ -1681,7 +1681,7 @@
         <w:rPr>
           <w:rStyle w:val="VerbatimChar"/>
         </w:rPr>
-        <w:t xml:space="preserve">       0.23349923, 0.7741959 , 0.77809404, 0.43176155, 0.40280449,</w:t>
+        <w:t xml:space="preserve">       0.13620834, 0.70773444, 0.62284504, 0.11811048, 0.50364132,</w:t>
       </w:r>
       <w:r>
         <w:br/>
@@ -1690,7 +1690,7 @@
         <w:rPr>
           <w:rStyle w:val="VerbatimChar"/>
         </w:rPr>
-        <w:t xml:space="preserve">       0.33232473, 0.12544828, 0.91478823, 0.58282485, 0.20597755,</w:t>
+        <w:t xml:space="preserve">       0.07957831, 0.8996419 , 0.64022779, 0.61765883, 0.68457416,</w:t>
       </w:r>
       <w:r>
         <w:br/>
@@ -1699,7 +1699,7 @@
         <w:rPr>
           <w:rStyle w:val="VerbatimChar"/>
         </w:rPr>
-        <w:t xml:space="preserve">       0.46708794, 0.23913211, 0.17325416, 0.8391829 , 0.56183767,</w:t>
+        <w:t xml:space="preserve">       0.08770845, 0.87275791, 0.47613252, 0.30853982, 0.18591091,</w:t>
       </w:r>
       <w:r>
         <w:br/>
@@ -1708,7 +1708,7 @@
         <w:rPr>
           <w:rStyle w:val="VerbatimChar"/>
         </w:rPr>
-        <w:t xml:space="preserve">       0.65247622, 0.3271252 , 0.84528406, 0.1758189 , 0.29281794,</w:t>
+        <w:t xml:space="preserve">       0.21077085, 0.15954568, 0.88405974, 0.63681585, 0.27573674,</w:t>
       </w:r>
       <w:r>
         <w:br/>
@@ -1717,7 +1717,7 @@
         <w:rPr>
           <w:rStyle w:val="VerbatimChar"/>
         </w:rPr>
-        <w:t xml:space="preserve">       0.6776681 , 0.95588499, 0.80185143, 0.23074119, 0.85607799,</w:t>
+        <w:t xml:space="preserve">       0.38783546, 0.13308089, 0.81436093, 0.39147098, 0.35062537,</w:t>
       </w:r>
       <w:r>
         <w:br/>
@@ -1726,7 +1726,7 @@
         <w:rPr>
           <w:rStyle w:val="VerbatimChar"/>
         </w:rPr>
-        <w:t xml:space="preserve">       0.74247372, 0.66033065, 0.87782086, 0.04170197, 0.59477239,</w:t>
+        <w:t xml:space="preserve">       0.94240983, 0.23636443, 0.73878394, 0.82864003, 0.21885745,</w:t>
       </w:r>
       <w:r>
         <w:br/>
@@ -1735,7 +1735,7 @@
         <w:rPr>
           <w:rStyle w:val="VerbatimChar"/>
         </w:rPr>
-        <w:t xml:space="preserve">       0.31709896, 0.80649671, 0.82762994, 0.2460917 , 0.39023331,</w:t>
+        <w:t xml:space="preserve">       0.94136321, 0.7373446 , 0.26385506, 0.60033237, 0.78095149,</w:t>
       </w:r>
       <w:r>
         <w:br/>
@@ -1744,7 +1744,7 @@
         <w:rPr>
           <w:rStyle w:val="VerbatimChar"/>
         </w:rPr>
-        <w:t xml:space="preserve">       0.2628611 , 0.46565639, 0.42928399, 0.73081009, 0.54996328,</w:t>
+        <w:t xml:space="preserve">       0.19029603, 0.4331409 , 0.79439717, 0.33341519, 0.01239144,</w:t>
       </w:r>
       <w:r>
         <w:br/>
@@ -1753,7 +1753,7 @@
         <w:rPr>
           <w:rStyle w:val="VerbatimChar"/>
         </w:rPr>
-        <w:t xml:space="preserve">       0.96049338, 0.85930973, 0.92275811, 0.8205815 , 0.54956078,</w:t>
+        <w:t xml:space="preserve">       0.05852862, 0.71181056, 0.56468599, 0.80065201, 0.17132239,</w:t>
       </w:r>
       <w:r>
         <w:br/>
@@ -1762,7 +1762,7 @@
         <w:rPr>
           <w:rStyle w:val="VerbatimChar"/>
         </w:rPr>
-        <w:t xml:space="preserve">       0.27355314, 0.55757873, 0.93426983, 0.45783536, 0.08153554,</w:t>
+        <w:t xml:space="preserve">       0.94573976, 0.03708835, 0.91668051, 0.58357716, 0.77672409,</w:t>
       </w:r>
       <w:r>
         <w:br/>
@@ -1771,7 +1771,7 @@
         <w:rPr>
           <w:rStyle w:val="VerbatimChar"/>
         </w:rPr>
-        <w:t xml:space="preserve">       0.5236525 , 0.84264604, 0.53847444, 0.42416563, 0.94116653,</w:t>
+        <w:t xml:space="preserve">       0.78307202, 0.87967768, 0.77292618, 0.31644672, 0.9112919 ,</w:t>
       </w:r>
       <w:r>
         <w:br/>
@@ -1780,7 +1780,7 @@
         <w:rPr>
           <w:rStyle w:val="VerbatimChar"/>
         </w:rPr>
-        <w:t xml:space="preserve">       0.14523123, 0.48878545, 0.32733062, 0.12600241, 0.69019665,</w:t>
+        <w:t xml:space="preserve">       0.80687066, 0.6064629 , 0.07534199, 0.89611142, 0.83513365,</w:t>
       </w:r>
       <w:r>
         <w:br/>
@@ -1789,7 +1789,7 @@
         <w:rPr>
           <w:rStyle w:val="VerbatimChar"/>
         </w:rPr>
-        <w:t xml:space="preserve">       0.25634448, 0.71190513, 0.72060326, 0.61478582, 0.21896517,</w:t>
+        <w:t xml:space="preserve">       0.65393375, 0.30244893, 0.73635543, 0.67225174, 0.71056309,</w:t>
       </w:r>
       <w:r>
         <w:br/>
@@ -1798,7 +1798,7 @@
         <w:rPr>
           <w:rStyle w:val="VerbatimChar"/>
         </w:rPr>
-        <w:t xml:space="preserve">       0.26831471, 0.73693688, 0.91767234, 0.2650815 , 0.53413004,</w:t>
+        <w:t xml:space="preserve">       0.86568401, 0.75729914, 0.14022787, 0.14585128, 0.02284668,</w:t>
       </w:r>
       <w:r>
         <w:br/>
@@ -1807,7 +1807,7 @@
         <w:rPr>
           <w:rStyle w:val="VerbatimChar"/>
         </w:rPr>
-        <w:t xml:space="preserve">       0.35120176, 0.8862037 , 0.42680516, 0.76936132, 0.75564541,</w:t>
+        <w:t xml:space="preserve">       0.65162945, 0.42595812, 0.20993676, 0.6114106 , 0.3200497 ,</w:t>
       </w:r>
       <w:r>
         <w:br/>
@@ -1816,7 +1816,7 @@
         <w:rPr>
           <w:rStyle w:val="VerbatimChar"/>
         </w:rPr>
-        <w:t xml:space="preserve">       0.87111972, 0.47756509, 0.18462289, 0.72058937, 0.52007204,</w:t>
+        <w:t xml:space="preserve">       0.11337794, 0.32226488, 0.92814353, 0.8718092 , 0.23872494,</w:t>
       </w:r>
       <w:r>
         <w:br/>
@@ -1825,7 +1825,7 @@
         <w:rPr>
           <w:rStyle w:val="VerbatimChar"/>
         </w:rPr>
-        <w:t xml:space="preserve">       0.63485799, 0.37294769, 0.63843383, 0.34108062, 0.20052594,</w:t>
+        <w:t xml:space="preserve">       0.85670279, 0.61772374, 0.51854864, 0.04040421, 0.62378537,</w:t>
       </w:r>
       <w:r>
         <w:br/>
@@ -1834,7 +1834,7 @@
         <w:rPr>
           <w:rStyle w:val="VerbatimChar"/>
         </w:rPr>
-        <w:t xml:space="preserve">       0.75482525, 0.2996518 , 0.00593879, 0.92840679, 0.65650502,</w:t>
+        <w:t xml:space="preserve">       0.72860371, 0.65936473, 0.9569446 , 0.62442972, 0.54109839,</w:t>
       </w:r>
       <w:r>
         <w:br/>
@@ -1843,7 +1843,7 @@
         <w:rPr>
           <w:rStyle w:val="VerbatimChar"/>
         </w:rPr>
-        <w:t xml:space="preserve">       0.61088676, 0.60048694, 0.0466812 , 0.67409371, 0.7403338 ])</w:t>
+        <w:t xml:space="preserve">       0.68807117, 0.82467613, 0.21375996, 0.85433761, 0.63909868])</w:t>
       </w:r>
     </w:p>
     <w:p>
@@ -1951,7 +1951,7 @@
         <w:rPr>
           <w:rStyle w:val="VerbatimChar"/>
         </w:rPr>
-        <w:t xml:space="preserve">array([[0.4766488 ],</w:t>
+        <w:t xml:space="preserve">array([[0.86745641],</w:t>
       </w:r>
       <w:r>
         <w:br/>
@@ -1960,7 +1960,7 @@
         <w:rPr>
           <w:rStyle w:val="VerbatimChar"/>
         </w:rPr>
-        <w:t xml:space="preserve">       [0.99594214],</w:t>
+        <w:t xml:space="preserve">       [0.99924186],</w:t>
       </w:r>
       <w:r>
         <w:br/>
@@ -1969,7 +1969,7 @@
         <w:rPr>
           <w:rStyle w:val="VerbatimChar"/>
         </w:rPr>
-        <w:t xml:space="preserve">       [0.6659838 ],</w:t>
+        <w:t xml:space="preserve">       [0.28614426],</w:t>
       </w:r>
       <w:r>
         <w:br/>
@@ -1978,7 +1978,7 @@
         <w:rPr>
           <w:rStyle w:val="VerbatimChar"/>
         </w:rPr>
-        <w:t xml:space="preserve">       [0.33238052],</w:t>
+        <w:t xml:space="preserve">       [0.73044724],</w:t>
       </w:r>
       <w:r>
         <w:br/>
@@ -1987,7 +1987,7 @@
         <w:rPr>
           <w:rStyle w:val="VerbatimChar"/>
         </w:rPr>
-        <w:t xml:space="preserve">       [0.69268864],</w:t>
+        <w:t xml:space="preserve">       [0.14091239],</w:t>
       </w:r>
       <w:r>
         <w:br/>
@@ -1996,7 +1996,7 @@
         <w:rPr>
           <w:rStyle w:val="VerbatimChar"/>
         </w:rPr>
-        <w:t xml:space="preserve">       [0.23349923],</w:t>
+        <w:t xml:space="preserve">       [0.13620834],</w:t>
       </w:r>
       <w:r>
         <w:br/>
@@ -2005,7 +2005,7 @@
         <w:rPr>
           <w:rStyle w:val="VerbatimChar"/>
         </w:rPr>
-        <w:t xml:space="preserve">       [0.7741959 ],</w:t>
+        <w:t xml:space="preserve">       [0.70773444],</w:t>
       </w:r>
       <w:r>
         <w:br/>
@@ -2014,7 +2014,7 @@
         <w:rPr>
           <w:rStyle w:val="VerbatimChar"/>
         </w:rPr>
-        <w:t xml:space="preserve">       [0.77809404],</w:t>
+        <w:t xml:space="preserve">       [0.62284504],</w:t>
       </w:r>
       <w:r>
         <w:br/>
@@ -2023,7 +2023,7 @@
         <w:rPr>
           <w:rStyle w:val="VerbatimChar"/>
         </w:rPr>
-        <w:t xml:space="preserve">       [0.43176155],</w:t>
+        <w:t xml:space="preserve">       [0.11811048],</w:t>
       </w:r>
       <w:r>
         <w:br/>
@@ -2032,7 +2032,7 @@
         <w:rPr>
           <w:rStyle w:val="VerbatimChar"/>
         </w:rPr>
-        <w:t xml:space="preserve">       [0.40280449]])</w:t>
+        <w:t xml:space="preserve">       [0.50364132]])</w:t>
       </w:r>
     </w:p>
     <w:p>
@@ -2095,7 +2095,7 @@
         <w:rPr>
           <w:rStyle w:val="VerbatimChar"/>
         </w:rPr>
-        <w:t xml:space="preserve">array([4.2026145 , 5.95524405])</w:t>
+        <w:t xml:space="preserve">array([4.98323056, 7.35536733])</w:t>
       </w:r>
     </w:p>
     <w:p>
@@ -2298,7 +2298,7 @@
         <w:t xml:space="preserve"> </w:t>
       </w:r>
       <w:r>
-        <w:t xml:space="preserve">np.float64(0.6974) and slope</w:t>
+        <w:t xml:space="preserve">np.float64(0.239) and slope</w:t>
       </w:r>
       <w:r>
         <w:t xml:space="preserve"> </w:t>
@@ -2327,7 +2327,7 @@
         <w:t xml:space="preserve"> </w:t>
       </w:r>
       <w:r>
-        <w:t xml:space="preserve">array([1.75262956]).</w:t>
+        <w:t xml:space="preserve">array([2.37213677]).</w:t>
       </w:r>
     </w:p>
     <w:p>

--- a/posts/simplelinreg/index.docx
+++ b/posts/simplelinreg/index.docx
@@ -1525,7 +1525,7 @@
       <w:r>
         <w:drawing>
           <wp:inline>
-            <wp:extent cx="5334000" cy="3645383"/>
+            <wp:extent cx="5334000" cy="3652630"/>
             <wp:effectExtent b="0" l="0" r="0" t="0"/>
             <wp:docPr descr="" title="" id="11" name="Picture"/>
             <a:graphic>
@@ -1546,7 +1546,7 @@
                   <pic:spPr bwMode="auto">
                     <a:xfrm>
                       <a:off x="0" y="0"/>
-                      <a:ext cx="5334000" cy="3645383"/>
+                      <a:ext cx="5334000" cy="3652630"/>
                     </a:xfrm>
                     <a:prstGeom prst="rect">
                       <a:avLst/>
@@ -1672,7 +1672,7 @@
         <w:rPr>
           <w:rStyle w:val="VerbatimChar"/>
         </w:rPr>
-        <w:t xml:space="preserve">array([0.86745641, 0.99924186, 0.28614426, 0.73044724, 0.14091239,</w:t>
+        <w:t xml:space="preserve">array([0.59017509, 0.36048606, 0.93817729, 0.48041298, 0.15977166,</w:t>
       </w:r>
       <w:r>
         <w:br/>
@@ -1681,7 +1681,7 @@
         <w:rPr>
           <w:rStyle w:val="VerbatimChar"/>
         </w:rPr>
-        <w:t xml:space="preserve">       0.13620834, 0.70773444, 0.62284504, 0.11811048, 0.50364132,</w:t>
+        <w:t xml:space="preserve">       0.204987  , 0.03682518, 0.61495029, 0.32158329, 0.9875167 ,</w:t>
       </w:r>
       <w:r>
         <w:br/>
@@ -1690,7 +1690,7 @@
         <w:rPr>
           <w:rStyle w:val="VerbatimChar"/>
         </w:rPr>
-        <w:t xml:space="preserve">       0.07957831, 0.8996419 , 0.64022779, 0.61765883, 0.68457416,</w:t>
+        <w:t xml:space="preserve">       0.68631417, 0.76309459, 0.02409933, 0.35634206, 0.03941642,</w:t>
       </w:r>
       <w:r>
         <w:br/>
@@ -1699,7 +1699,7 @@
         <w:rPr>
           <w:rStyle w:val="VerbatimChar"/>
         </w:rPr>
-        <w:t xml:space="preserve">       0.08770845, 0.87275791, 0.47613252, 0.30853982, 0.18591091,</w:t>
+        <w:t xml:space="preserve">       0.08855233, 0.5485687 , 0.24507434, 0.5092186 , 0.56208687,</w:t>
       </w:r>
       <w:r>
         <w:br/>
@@ -1708,7 +1708,7 @@
         <w:rPr>
           <w:rStyle w:val="VerbatimChar"/>
         </w:rPr>
-        <w:t xml:space="preserve">       0.21077085, 0.15954568, 0.88405974, 0.63681585, 0.27573674,</w:t>
+        <w:t xml:space="preserve">       0.95461999, 0.03046998, 0.64431338, 0.85467473, 0.61244617,</w:t>
       </w:r>
       <w:r>
         <w:br/>
@@ -1717,7 +1717,7 @@
         <w:rPr>
           <w:rStyle w:val="VerbatimChar"/>
         </w:rPr>
-        <w:t xml:space="preserve">       0.38783546, 0.13308089, 0.81436093, 0.39147098, 0.35062537,</w:t>
+        <w:t xml:space="preserve">       0.48930946, 0.22632493, 0.1152351 , 0.3502754 , 0.38179575,</w:t>
       </w:r>
       <w:r>
         <w:br/>
@@ -1726,7 +1726,7 @@
         <w:rPr>
           <w:rStyle w:val="VerbatimChar"/>
         </w:rPr>
-        <w:t xml:space="preserve">       0.94240983, 0.23636443, 0.73878394, 0.82864003, 0.21885745,</w:t>
+        <w:t xml:space="preserve">       0.51790203, 0.73534061, 0.0824881 , 0.24388399, 0.7485034 ,</w:t>
       </w:r>
       <w:r>
         <w:br/>
@@ -1735,7 +1735,7 @@
         <w:rPr>
           <w:rStyle w:val="VerbatimChar"/>
         </w:rPr>
-        <w:t xml:space="preserve">       0.94136321, 0.7373446 , 0.26385506, 0.60033237, 0.78095149,</w:t>
+        <w:t xml:space="preserve">       0.34783067, 0.4353972 , 0.49138815, 0.55397451, 0.8410833 ,</w:t>
       </w:r>
       <w:r>
         <w:br/>
@@ -1744,7 +1744,7 @@
         <w:rPr>
           <w:rStyle w:val="VerbatimChar"/>
         </w:rPr>
-        <w:t xml:space="preserve">       0.19029603, 0.4331409 , 0.79439717, 0.33341519, 0.01239144,</w:t>
+        <w:t xml:space="preserve">       0.96083473, 0.58634662, 0.21144867, 0.53251679, 0.4066906 ,</w:t>
       </w:r>
       <w:r>
         <w:br/>
@@ -1753,7 +1753,7 @@
         <w:rPr>
           <w:rStyle w:val="VerbatimChar"/>
         </w:rPr>
-        <w:t xml:space="preserve">       0.05852862, 0.71181056, 0.56468599, 0.80065201, 0.17132239,</w:t>
+        <w:t xml:space="preserve">       0.52994187, 0.33420202, 0.72377979, 0.22263184, 0.29097529,</w:t>
       </w:r>
       <w:r>
         <w:br/>
@@ -1762,7 +1762,7 @@
         <w:rPr>
           <w:rStyle w:val="VerbatimChar"/>
         </w:rPr>
-        <w:t xml:space="preserve">       0.94573976, 0.03708835, 0.91668051, 0.58357716, 0.77672409,</w:t>
+        <w:t xml:space="preserve">       0.66658844, 0.9550122 , 0.50139046, 0.65211595, 0.99000092,</w:t>
       </w:r>
       <w:r>
         <w:br/>
@@ -1771,7 +1771,7 @@
         <w:rPr>
           <w:rStyle w:val="VerbatimChar"/>
         </w:rPr>
-        <w:t xml:space="preserve">       0.78307202, 0.87967768, 0.77292618, 0.31644672, 0.9112919 ,</w:t>
+        <w:t xml:space="preserve">       0.22409582, 0.44514474, 0.46079667, 0.88601736, 0.84523939,</w:t>
       </w:r>
       <w:r>
         <w:br/>
@@ -1780,7 +1780,7 @@
         <w:rPr>
           <w:rStyle w:val="VerbatimChar"/>
         </w:rPr>
-        <w:t xml:space="preserve">       0.80687066, 0.6064629 , 0.07534199, 0.89611142, 0.83513365,</w:t>
+        <w:t xml:space="preserve">       0.56180781, 0.75593344, 0.51790026, 0.40360576, 0.9985771 ,</w:t>
       </w:r>
       <w:r>
         <w:br/>
@@ -1789,7 +1789,7 @@
         <w:rPr>
           <w:rStyle w:val="VerbatimChar"/>
         </w:rPr>
-        <w:t xml:space="preserve">       0.65393375, 0.30244893, 0.73635543, 0.67225174, 0.71056309,</w:t>
+        <w:t xml:space="preserve">       0.55205468, 0.26824982, 0.48324151, 0.22086434, 0.75641045,</w:t>
       </w:r>
       <w:r>
         <w:br/>
@@ -1798,7 +1798,7 @@
         <w:rPr>
           <w:rStyle w:val="VerbatimChar"/>
         </w:rPr>
-        <w:t xml:space="preserve">       0.86568401, 0.75729914, 0.14022787, 0.14585128, 0.02284668,</w:t>
+        <w:t xml:space="preserve">       0.49428248, 0.7137454 , 0.39411741, 0.22953388, 0.5011836 ,</w:t>
       </w:r>
       <w:r>
         <w:br/>
@@ -1807,7 +1807,7 @@
         <w:rPr>
           <w:rStyle w:val="VerbatimChar"/>
         </w:rPr>
-        <w:t xml:space="preserve">       0.65162945, 0.42595812, 0.20993676, 0.6114106 , 0.3200497 ,</w:t>
+        <w:t xml:space="preserve">       0.21367814, 0.77197941, 0.85578089, 0.38046849, 0.757346  ,</w:t>
       </w:r>
       <w:r>
         <w:br/>
@@ -1816,7 +1816,7 @@
         <w:rPr>
           <w:rStyle w:val="VerbatimChar"/>
         </w:rPr>
-        <w:t xml:space="preserve">       0.11337794, 0.32226488, 0.92814353, 0.8718092 , 0.23872494,</w:t>
+        <w:t xml:space="preserve">       0.11122736, 0.12440604, 0.53725657, 0.32513415, 0.83361796,</w:t>
       </w:r>
       <w:r>
         <w:br/>
@@ -1825,7 +1825,7 @@
         <w:rPr>
           <w:rStyle w:val="VerbatimChar"/>
         </w:rPr>
-        <w:t xml:space="preserve">       0.85670279, 0.61772374, 0.51854864, 0.04040421, 0.62378537,</w:t>
+        <w:t xml:space="preserve">       0.71017963, 0.69774125, 0.76129285, 0.82045366, 0.33819024,</w:t>
       </w:r>
       <w:r>
         <w:br/>
@@ -1834,7 +1834,7 @@
         <w:rPr>
           <w:rStyle w:val="VerbatimChar"/>
         </w:rPr>
-        <w:t xml:space="preserve">       0.72860371, 0.65936473, 0.9569446 , 0.62442972, 0.54109839,</w:t>
+        <w:t xml:space="preserve">       0.40434339, 0.26957929, 0.83048762, 0.70665435, 0.91216228,</w:t>
       </w:r>
       <w:r>
         <w:br/>
@@ -1843,7 +1843,7 @@
         <w:rPr>
           <w:rStyle w:val="VerbatimChar"/>
         </w:rPr>
-        <w:t xml:space="preserve">       0.68807117, 0.82467613, 0.21375996, 0.85433761, 0.63909868])</w:t>
+        <w:t xml:space="preserve">       0.71502134, 0.063567  , 0.65091166, 0.852818  , 0.74568069])</w:t>
       </w:r>
     </w:p>
     <w:p>
@@ -1951,7 +1951,7 @@
         <w:rPr>
           <w:rStyle w:val="VerbatimChar"/>
         </w:rPr>
-        <w:t xml:space="preserve">array([[0.86745641],</w:t>
+        <w:t xml:space="preserve">array([[0.59017509],</w:t>
       </w:r>
       <w:r>
         <w:br/>
@@ -1960,7 +1960,7 @@
         <w:rPr>
           <w:rStyle w:val="VerbatimChar"/>
         </w:rPr>
-        <w:t xml:space="preserve">       [0.99924186],</w:t>
+        <w:t xml:space="preserve">       [0.36048606],</w:t>
       </w:r>
       <w:r>
         <w:br/>
@@ -1969,7 +1969,7 @@
         <w:rPr>
           <w:rStyle w:val="VerbatimChar"/>
         </w:rPr>
-        <w:t xml:space="preserve">       [0.28614426],</w:t>
+        <w:t xml:space="preserve">       [0.93817729],</w:t>
       </w:r>
       <w:r>
         <w:br/>
@@ -1978,7 +1978,7 @@
         <w:rPr>
           <w:rStyle w:val="VerbatimChar"/>
         </w:rPr>
-        <w:t xml:space="preserve">       [0.73044724],</w:t>
+        <w:t xml:space="preserve">       [0.48041298],</w:t>
       </w:r>
       <w:r>
         <w:br/>
@@ -1987,7 +1987,7 @@
         <w:rPr>
           <w:rStyle w:val="VerbatimChar"/>
         </w:rPr>
-        <w:t xml:space="preserve">       [0.14091239],</w:t>
+        <w:t xml:space="preserve">       [0.15977166],</w:t>
       </w:r>
       <w:r>
         <w:br/>
@@ -1996,7 +1996,7 @@
         <w:rPr>
           <w:rStyle w:val="VerbatimChar"/>
         </w:rPr>
-        <w:t xml:space="preserve">       [0.13620834],</w:t>
+        <w:t xml:space="preserve">       [0.204987  ],</w:t>
       </w:r>
       <w:r>
         <w:br/>
@@ -2005,7 +2005,7 @@
         <w:rPr>
           <w:rStyle w:val="VerbatimChar"/>
         </w:rPr>
-        <w:t xml:space="preserve">       [0.70773444],</w:t>
+        <w:t xml:space="preserve">       [0.03682518],</w:t>
       </w:r>
       <w:r>
         <w:br/>
@@ -2014,7 +2014,7 @@
         <w:rPr>
           <w:rStyle w:val="VerbatimChar"/>
         </w:rPr>
-        <w:t xml:space="preserve">       [0.62284504],</w:t>
+        <w:t xml:space="preserve">       [0.61495029],</w:t>
       </w:r>
       <w:r>
         <w:br/>
@@ -2023,7 +2023,7 @@
         <w:rPr>
           <w:rStyle w:val="VerbatimChar"/>
         </w:rPr>
-        <w:t xml:space="preserve">       [0.11811048],</w:t>
+        <w:t xml:space="preserve">       [0.32158329],</w:t>
       </w:r>
       <w:r>
         <w:br/>
@@ -2032,7 +2032,7 @@
         <w:rPr>
           <w:rStyle w:val="VerbatimChar"/>
         </w:rPr>
-        <w:t xml:space="preserve">       [0.50364132]])</w:t>
+        <w:t xml:space="preserve">       [0.9875167 ]])</w:t>
       </w:r>
     </w:p>
     <w:p>
@@ -2095,7 +2095,7 @@
         <w:rPr>
           <w:rStyle w:val="VerbatimChar"/>
         </w:rPr>
-        <w:t xml:space="preserve">array([4.98323056, 7.35536733])</w:t>
+        <w:t xml:space="preserve">array([4.71040186, 6.85344897])</w:t>
       </w:r>
     </w:p>
     <w:p>
@@ -2298,7 +2298,7 @@
         <w:t xml:space="preserve"> </w:t>
       </w:r>
       <w:r>
-        <w:t xml:space="preserve">np.float64(0.239) and slope</w:t>
+        <w:t xml:space="preserve">np.float64(0.4243) and slope</w:t>
       </w:r>
       <w:r>
         <w:t xml:space="preserve"> </w:t>
@@ -2327,7 +2327,7 @@
         <w:t xml:space="preserve"> </w:t>
       </w:r>
       <w:r>
-        <w:t xml:space="preserve">array([2.37213677]).</w:t>
+        <w:t xml:space="preserve">array([2.1430471]).</w:t>
       </w:r>
     </w:p>
     <w:p>
@@ -2921,7 +2921,7 @@
       <w:r>
         <w:drawing>
           <wp:inline>
-            <wp:extent cx="5334000" cy="3645383"/>
+            <wp:extent cx="5334000" cy="3652630"/>
             <wp:effectExtent b="0" l="0" r="0" t="0"/>
             <wp:docPr descr="" title="" id="15" name="Picture"/>
             <a:graphic>
@@ -2942,7 +2942,7 @@
                   <pic:spPr bwMode="auto">
                     <a:xfrm>
                       <a:off x="0" y="0"/>
-                      <a:ext cx="5334000" cy="3645383"/>
+                      <a:ext cx="5334000" cy="3652630"/>
                     </a:xfrm>
                     <a:prstGeom prst="rect">
                       <a:avLst/>

--- a/posts/simplelinreg/index.docx
+++ b/posts/simplelinreg/index.docx
@@ -1525,7 +1525,7 @@
       <w:r>
         <w:drawing>
           <wp:inline>
-            <wp:extent cx="5334000" cy="3652630"/>
+            <wp:extent cx="5334000" cy="3645383"/>
             <wp:effectExtent b="0" l="0" r="0" t="0"/>
             <wp:docPr descr="" title="" id="11" name="Picture"/>
             <a:graphic>
@@ -1546,7 +1546,7 @@
                   <pic:spPr bwMode="auto">
                     <a:xfrm>
                       <a:off x="0" y="0"/>
-                      <a:ext cx="5334000" cy="3652630"/>
+                      <a:ext cx="5334000" cy="3645383"/>
                     </a:xfrm>
                     <a:prstGeom prst="rect">
                       <a:avLst/>
@@ -1672,7 +1672,7 @@
         <w:rPr>
           <w:rStyle w:val="VerbatimChar"/>
         </w:rPr>
-        <w:t xml:space="preserve">array([0.59017509, 0.36048606, 0.93817729, 0.48041298, 0.15977166,</w:t>
+        <w:t xml:space="preserve">array([0.30277792, 0.48119188, 0.15816637, 0.17201691, 0.16855824,</w:t>
       </w:r>
       <w:r>
         <w:br/>
@@ -1681,7 +1681,7 @@
         <w:rPr>
           <w:rStyle w:val="VerbatimChar"/>
         </w:rPr>
-        <w:t xml:space="preserve">       0.204987  , 0.03682518, 0.61495029, 0.32158329, 0.9875167 ,</w:t>
+        <w:t xml:space="preserve">       0.1563043 , 0.69689378, 0.48971138, 0.45047342, 0.2937216 ,</w:t>
       </w:r>
       <w:r>
         <w:br/>
@@ -1690,7 +1690,7 @@
         <w:rPr>
           <w:rStyle w:val="VerbatimChar"/>
         </w:rPr>
-        <w:t xml:space="preserve">       0.68631417, 0.76309459, 0.02409933, 0.35634206, 0.03941642,</w:t>
+        <w:t xml:space="preserve">       0.69383308, 0.88606484, 0.4198148 , 0.22543824, 0.06736275,</w:t>
       </w:r>
       <w:r>
         <w:br/>
@@ -1699,7 +1699,7 @@
         <w:rPr>
           <w:rStyle w:val="VerbatimChar"/>
         </w:rPr>
-        <w:t xml:space="preserve">       0.08855233, 0.5485687 , 0.24507434, 0.5092186 , 0.56208687,</w:t>
+        <w:t xml:space="preserve">       0.29284855, 0.04159789, 0.78168778, 0.90862188, 0.07036553,</w:t>
       </w:r>
       <w:r>
         <w:br/>
@@ -1708,7 +1708,7 @@
         <w:rPr>
           <w:rStyle w:val="VerbatimChar"/>
         </w:rPr>
-        <w:t xml:space="preserve">       0.95461999, 0.03046998, 0.64431338, 0.85467473, 0.61244617,</w:t>
+        <w:t xml:space="preserve">       0.81942037, 0.09622349, 0.99781081, 0.87349815, 0.07969439,</w:t>
       </w:r>
       <w:r>
         <w:br/>
@@ -1717,7 +1717,7 @@
         <w:rPr>
           <w:rStyle w:val="VerbatimChar"/>
         </w:rPr>
-        <w:t xml:space="preserve">       0.48930946, 0.22632493, 0.1152351 , 0.3502754 , 0.38179575,</w:t>
+        <w:t xml:space="preserve">       0.85459917, 0.89091529, 0.90264255, 0.99694426, 0.22562285,</w:t>
       </w:r>
       <w:r>
         <w:br/>
@@ -1726,7 +1726,7 @@
         <w:rPr>
           <w:rStyle w:val="VerbatimChar"/>
         </w:rPr>
-        <w:t xml:space="preserve">       0.51790203, 0.73534061, 0.0824881 , 0.24388399, 0.7485034 ,</w:t>
+        <w:t xml:space="preserve">       0.9467544 , 0.71607171, 0.30897337, 0.63395037, 0.88587093,</w:t>
       </w:r>
       <w:r>
         <w:br/>
@@ -1735,7 +1735,7 @@
         <w:rPr>
           <w:rStyle w:val="VerbatimChar"/>
         </w:rPr>
-        <w:t xml:space="preserve">       0.34783067, 0.4353972 , 0.49138815, 0.55397451, 0.8410833 ,</w:t>
+        <w:t xml:space="preserve">       0.9323626 , 0.83295884, 0.97010077, 0.15278259, 0.19127971,</w:t>
       </w:r>
       <w:r>
         <w:br/>
@@ -1744,7 +1744,7 @@
         <w:rPr>
           <w:rStyle w:val="VerbatimChar"/>
         </w:rPr>
-        <w:t xml:space="preserve">       0.96083473, 0.58634662, 0.21144867, 0.53251679, 0.4066906 ,</w:t>
+        <w:t xml:space="preserve">       0.08755024, 0.27227641, 0.48379067, 0.42533558, 0.94342442,</w:t>
       </w:r>
       <w:r>
         <w:br/>
@@ -1753,7 +1753,7 @@
         <w:rPr>
           <w:rStyle w:val="VerbatimChar"/>
         </w:rPr>
-        <w:t xml:space="preserve">       0.52994187, 0.33420202, 0.72377979, 0.22263184, 0.29097529,</w:t>
+        <w:t xml:space="preserve">       0.44971017, 0.60315037, 0.46842403, 0.1074325 , 0.20740326,</w:t>
       </w:r>
       <w:r>
         <w:br/>
@@ -1762,7 +1762,7 @@
         <w:rPr>
           <w:rStyle w:val="VerbatimChar"/>
         </w:rPr>
-        <w:t xml:space="preserve">       0.66658844, 0.9550122 , 0.50139046, 0.65211595, 0.99000092,</w:t>
+        <w:t xml:space="preserve">       0.28833454, 0.6657907 , 0.75184615, 0.71101071, 0.43747616,</w:t>
       </w:r>
       <w:r>
         <w:br/>
@@ -1771,7 +1771,7 @@
         <w:rPr>
           <w:rStyle w:val="VerbatimChar"/>
         </w:rPr>
-        <w:t xml:space="preserve">       0.22409582, 0.44514474, 0.46079667, 0.88601736, 0.84523939,</w:t>
+        <w:t xml:space="preserve">       0.48922714, 0.34488348, 0.61268418, 0.26183936, 0.30025449,</w:t>
       </w:r>
       <w:r>
         <w:br/>
@@ -1780,7 +1780,7 @@
         <w:rPr>
           <w:rStyle w:val="VerbatimChar"/>
         </w:rPr>
-        <w:t xml:space="preserve">       0.56180781, 0.75593344, 0.51790026, 0.40360576, 0.9985771 ,</w:t>
+        <w:t xml:space="preserve">       0.53127648, 0.15418505, 0.47704696, 0.97247111, 0.52699386,</w:t>
       </w:r>
       <w:r>
         <w:br/>
@@ -1789,7 +1789,7 @@
         <w:rPr>
           <w:rStyle w:val="VerbatimChar"/>
         </w:rPr>
-        <w:t xml:space="preserve">       0.55205468, 0.26824982, 0.48324151, 0.22086434, 0.75641045,</w:t>
+        <w:t xml:space="preserve">       0.66745451, 0.20815023, 0.48079844, 0.73498767, 0.64911185,</w:t>
       </w:r>
       <w:r>
         <w:br/>
@@ -1798,7 +1798,7 @@
         <w:rPr>
           <w:rStyle w:val="VerbatimChar"/>
         </w:rPr>
-        <w:t xml:space="preserve">       0.49428248, 0.7137454 , 0.39411741, 0.22953388, 0.5011836 ,</w:t>
+        <w:t xml:space="preserve">       0.31116088, 0.01905182, 0.09199222, 0.34382875, 0.15005455,</w:t>
       </w:r>
       <w:r>
         <w:br/>
@@ -1807,7 +1807,7 @@
         <w:rPr>
           <w:rStyle w:val="VerbatimChar"/>
         </w:rPr>
-        <w:t xml:space="preserve">       0.21367814, 0.77197941, 0.85578089, 0.38046849, 0.757346  ,</w:t>
+        <w:t xml:space="preserve">       0.54784734, 0.86258486, 0.35499781, 0.55366405, 0.29297598,</w:t>
       </w:r>
       <w:r>
         <w:br/>
@@ -1816,7 +1816,7 @@
         <w:rPr>
           <w:rStyle w:val="VerbatimChar"/>
         </w:rPr>
-        <w:t xml:space="preserve">       0.11122736, 0.12440604, 0.53725657, 0.32513415, 0.83361796,</w:t>
+        <w:t xml:space="preserve">       0.68217627, 0.88737491, 0.98618183, 0.95772497, 0.21527023,</w:t>
       </w:r>
       <w:r>
         <w:br/>
@@ -1825,7 +1825,7 @@
         <w:rPr>
           <w:rStyle w:val="VerbatimChar"/>
         </w:rPr>
-        <w:t xml:space="preserve">       0.71017963, 0.69774125, 0.76129285, 0.82045366, 0.33819024,</w:t>
+        <w:t xml:space="preserve">       0.26729445, 0.56007868, 0.54769381, 0.71827991, 0.17296369,</w:t>
       </w:r>
       <w:r>
         <w:br/>
@@ -1834,7 +1834,7 @@
         <w:rPr>
           <w:rStyle w:val="VerbatimChar"/>
         </w:rPr>
-        <w:t xml:space="preserve">       0.40434339, 0.26957929, 0.83048762, 0.70665435, 0.91216228,</w:t>
+        <w:t xml:space="preserve">       0.56026281, 0.12203829, 0.93991655, 0.67099446, 0.29741968,</w:t>
       </w:r>
       <w:r>
         <w:br/>
@@ -1843,7 +1843,7 @@
         <w:rPr>
           <w:rStyle w:val="VerbatimChar"/>
         </w:rPr>
-        <w:t xml:space="preserve">       0.71502134, 0.063567  , 0.65091166, 0.852818  , 0.74568069])</w:t>
+        <w:t xml:space="preserve">       0.16867858, 0.31478406, 0.30672745, 0.90186687, 0.82887582])</w:t>
       </w:r>
     </w:p>
     <w:p>
@@ -1951,7 +1951,7 @@
         <w:rPr>
           <w:rStyle w:val="VerbatimChar"/>
         </w:rPr>
-        <w:t xml:space="preserve">array([[0.59017509],</w:t>
+        <w:t xml:space="preserve">array([[0.30277792],</w:t>
       </w:r>
       <w:r>
         <w:br/>
@@ -1960,7 +1960,7 @@
         <w:rPr>
           <w:rStyle w:val="VerbatimChar"/>
         </w:rPr>
-        <w:t xml:space="preserve">       [0.36048606],</w:t>
+        <w:t xml:space="preserve">       [0.48119188],</w:t>
       </w:r>
       <w:r>
         <w:br/>
@@ -1969,7 +1969,7 @@
         <w:rPr>
           <w:rStyle w:val="VerbatimChar"/>
         </w:rPr>
-        <w:t xml:space="preserve">       [0.93817729],</w:t>
+        <w:t xml:space="preserve">       [0.15816637],</w:t>
       </w:r>
       <w:r>
         <w:br/>
@@ -1978,7 +1978,7 @@
         <w:rPr>
           <w:rStyle w:val="VerbatimChar"/>
         </w:rPr>
-        <w:t xml:space="preserve">       [0.48041298],</w:t>
+        <w:t xml:space="preserve">       [0.17201691],</w:t>
       </w:r>
       <w:r>
         <w:br/>
@@ -1987,7 +1987,7 @@
         <w:rPr>
           <w:rStyle w:val="VerbatimChar"/>
         </w:rPr>
-        <w:t xml:space="preserve">       [0.15977166],</w:t>
+        <w:t xml:space="preserve">       [0.16855824],</w:t>
       </w:r>
       <w:r>
         <w:br/>
@@ -1996,7 +1996,7 @@
         <w:rPr>
           <w:rStyle w:val="VerbatimChar"/>
         </w:rPr>
-        <w:t xml:space="preserve">       [0.204987  ],</w:t>
+        <w:t xml:space="preserve">       [0.1563043 ],</w:t>
       </w:r>
       <w:r>
         <w:br/>
@@ -2005,7 +2005,7 @@
         <w:rPr>
           <w:rStyle w:val="VerbatimChar"/>
         </w:rPr>
-        <w:t xml:space="preserve">       [0.03682518],</w:t>
+        <w:t xml:space="preserve">       [0.69689378],</w:t>
       </w:r>
       <w:r>
         <w:br/>
@@ -2014,7 +2014,7 @@
         <w:rPr>
           <w:rStyle w:val="VerbatimChar"/>
         </w:rPr>
-        <w:t xml:space="preserve">       [0.61495029],</w:t>
+        <w:t xml:space="preserve">       [0.48971138],</w:t>
       </w:r>
       <w:r>
         <w:br/>
@@ -2023,7 +2023,7 @@
         <w:rPr>
           <w:rStyle w:val="VerbatimChar"/>
         </w:rPr>
-        <w:t xml:space="preserve">       [0.32158329],</w:t>
+        <w:t xml:space="preserve">       [0.45047342],</w:t>
       </w:r>
       <w:r>
         <w:br/>
@@ -2032,7 +2032,7 @@
         <w:rPr>
           <w:rStyle w:val="VerbatimChar"/>
         </w:rPr>
-        <w:t xml:space="preserve">       [0.9875167 ]])</w:t>
+        <w:t xml:space="preserve">       [0.2937216 ]])</w:t>
       </w:r>
     </w:p>
     <w:p>
@@ -2095,7 +2095,7 @@
         <w:rPr>
           <w:rStyle w:val="VerbatimChar"/>
         </w:rPr>
-        <w:t xml:space="preserve">array([4.71040186, 6.85344897])</w:t>
+        <w:t xml:space="preserve">array([4.60329932, 6.73146035])</w:t>
       </w:r>
     </w:p>
     <w:p>
@@ -2298,7 +2298,7 @@
         <w:t xml:space="preserve"> </w:t>
       </w:r>
       <w:r>
-        <w:t xml:space="preserve">np.float64(0.4243) and slope</w:t>
+        <w:t xml:space="preserve">np.float64(0.347) and slope</w:t>
       </w:r>
       <w:r>
         <w:t xml:space="preserve"> </w:t>
@@ -2327,7 +2327,7 @@
         <w:t xml:space="preserve"> </w:t>
       </w:r>
       <w:r>
-        <w:t xml:space="preserve">array([2.1430471]).</w:t>
+        <w:t xml:space="preserve">array([2.12816103]).</w:t>
       </w:r>
     </w:p>
     <w:p>
@@ -2921,7 +2921,7 @@
       <w:r>
         <w:drawing>
           <wp:inline>
-            <wp:extent cx="5334000" cy="3652630"/>
+            <wp:extent cx="5334000" cy="3645383"/>
             <wp:effectExtent b="0" l="0" r="0" t="0"/>
             <wp:docPr descr="" title="" id="15" name="Picture"/>
             <a:graphic>
@@ -2942,7 +2942,7 @@
                   <pic:spPr bwMode="auto">
                     <a:xfrm>
                       <a:off x="0" y="0"/>
-                      <a:ext cx="5334000" cy="3652630"/>
+                      <a:ext cx="5334000" cy="3645383"/>
                     </a:xfrm>
                     <a:prstGeom prst="rect">
                       <a:avLst/>

--- a/posts/simplelinreg/index.docx
+++ b/posts/simplelinreg/index.docx
@@ -52,7 +52,7 @@
         </w:p>
       </w:sdtContent>
     </w:sdt>
-    <w:bookmarkStart w:id="20" w:name="simple-linear-regression"/>
+    <w:bookmarkStart w:id="19" w:name="simple-linear-regression"/>
     <w:p>
       <w:pPr>
         <w:pStyle w:val="Heading1"/>
@@ -1566,7 +1566,7 @@
       </w:r>
     </w:p>
     <w:bookmarkEnd w:id="13"/>
-    <w:bookmarkStart w:id="19" w:name="model"/>
+    <w:bookmarkStart w:id="18" w:name="model"/>
     <w:p>
       <w:pPr>
         <w:pStyle w:val="Heading2"/>
@@ -1672,7 +1672,7 @@
         <w:rPr>
           <w:rStyle w:val="VerbatimChar"/>
         </w:rPr>
-        <w:t xml:space="preserve">array([0.30277792, 0.48119188, 0.15816637, 0.17201691, 0.16855824,</w:t>
+        <w:t xml:space="preserve">array([0.87351434, 0.18831056, 0.4835816 , 0.53113734, 0.54443363,</w:t>
       </w:r>
       <w:r>
         <w:br/>
@@ -1681,7 +1681,7 @@
         <w:rPr>
           <w:rStyle w:val="VerbatimChar"/>
         </w:rPr>
-        <w:t xml:space="preserve">       0.1563043 , 0.69689378, 0.48971138, 0.45047342, 0.2937216 ,</w:t>
+        <w:t xml:space="preserve">       0.74445615, 0.39289728, 0.95851874, 0.36698261, 0.08958644,</w:t>
       </w:r>
       <w:r>
         <w:br/>
@@ -1690,7 +1690,7 @@
         <w:rPr>
           <w:rStyle w:val="VerbatimChar"/>
         </w:rPr>
-        <w:t xml:space="preserve">       0.69383308, 0.88606484, 0.4198148 , 0.22543824, 0.06736275,</w:t>
+        <w:t xml:space="preserve">       0.99303984, 0.7690161 , 0.60543425, 0.57341347, 0.09973526,</w:t>
       </w:r>
       <w:r>
         <w:br/>
@@ -1699,7 +1699,7 @@
         <w:rPr>
           <w:rStyle w:val="VerbatimChar"/>
         </w:rPr>
-        <w:t xml:space="preserve">       0.29284855, 0.04159789, 0.78168778, 0.90862188, 0.07036553,</w:t>
+        <w:t xml:space="preserve">       0.3558261 , 0.10201516, 0.81803492, 0.4288798 , 0.02463975,</w:t>
       </w:r>
       <w:r>
         <w:br/>
@@ -1708,7 +1708,7 @@
         <w:rPr>
           <w:rStyle w:val="VerbatimChar"/>
         </w:rPr>
-        <w:t xml:space="preserve">       0.81942037, 0.09622349, 0.99781081, 0.87349815, 0.07969439,</w:t>
+        <w:t xml:space="preserve">       0.22531363, 0.48575264, 0.17435469, 0.76809636, 0.47559268,</w:t>
       </w:r>
       <w:r>
         <w:br/>
@@ -1717,7 +1717,7 @@
         <w:rPr>
           <w:rStyle w:val="VerbatimChar"/>
         </w:rPr>
-        <w:t xml:space="preserve">       0.85459917, 0.89091529, 0.90264255, 0.99694426, 0.22562285,</w:t>
+        <w:t xml:space="preserve">       0.58409052, 0.39355719, 0.53713862, 0.66970382, 0.07542973,</w:t>
       </w:r>
       <w:r>
         <w:br/>
@@ -1726,7 +1726,7 @@
         <w:rPr>
           <w:rStyle w:val="VerbatimChar"/>
         </w:rPr>
-        <w:t xml:space="preserve">       0.9467544 , 0.71607171, 0.30897337, 0.63395037, 0.88587093,</w:t>
+        <w:t xml:space="preserve">       0.25828235, 0.71596716, 0.84778333, 0.58752403, 0.40725568,</w:t>
       </w:r>
       <w:r>
         <w:br/>
@@ -1735,7 +1735,7 @@
         <w:rPr>
           <w:rStyle w:val="VerbatimChar"/>
         </w:rPr>
-        <w:t xml:space="preserve">       0.9323626 , 0.83295884, 0.97010077, 0.15278259, 0.19127971,</w:t>
+        <w:t xml:space="preserve">       0.48714123, 0.11990264, 0.41525899, 0.57855791, 0.07854511,</w:t>
       </w:r>
       <w:r>
         <w:br/>
@@ -1744,7 +1744,7 @@
         <w:rPr>
           <w:rStyle w:val="VerbatimChar"/>
         </w:rPr>
-        <w:t xml:space="preserve">       0.08755024, 0.27227641, 0.48379067, 0.42533558, 0.94342442,</w:t>
+        <w:t xml:space="preserve">       0.31639091, 0.12979261, 0.85187305, 0.68051408, 0.60338119,</w:t>
       </w:r>
       <w:r>
         <w:br/>
@@ -1753,7 +1753,7 @@
         <w:rPr>
           <w:rStyle w:val="VerbatimChar"/>
         </w:rPr>
-        <w:t xml:space="preserve">       0.44971017, 0.60315037, 0.46842403, 0.1074325 , 0.20740326,</w:t>
+        <w:t xml:space="preserve">       0.17263409, 0.76864458, 0.93818326, 0.54367318, 0.58176185,</w:t>
       </w:r>
       <w:r>
         <w:br/>
@@ -1762,7 +1762,7 @@
         <w:rPr>
           <w:rStyle w:val="VerbatimChar"/>
         </w:rPr>
-        <w:t xml:space="preserve">       0.28833454, 0.6657907 , 0.75184615, 0.71101071, 0.43747616,</w:t>
+        <w:t xml:space="preserve">       0.29181519, 0.63819038, 0.71216881, 0.79885403, 0.82679713,</w:t>
       </w:r>
       <w:r>
         <w:br/>
@@ -1771,7 +1771,7 @@
         <w:rPr>
           <w:rStyle w:val="VerbatimChar"/>
         </w:rPr>
-        <w:t xml:space="preserve">       0.48922714, 0.34488348, 0.61268418, 0.26183936, 0.30025449,</w:t>
+        <w:t xml:space="preserve">       0.3146201 , 0.18631986, 0.79461425, 0.79115607, 0.73779576,</w:t>
       </w:r>
       <w:r>
         <w:br/>
@@ -1780,7 +1780,7 @@
         <w:rPr>
           <w:rStyle w:val="VerbatimChar"/>
         </w:rPr>
-        <w:t xml:space="preserve">       0.53127648, 0.15418505, 0.47704696, 0.97247111, 0.52699386,</w:t>
+        <w:t xml:space="preserve">       0.70626825, 0.47155756, 0.752399  , 0.44954518, 0.84055527,</w:t>
       </w:r>
       <w:r>
         <w:br/>
@@ -1789,7 +1789,7 @@
         <w:rPr>
           <w:rStyle w:val="VerbatimChar"/>
         </w:rPr>
-        <w:t xml:space="preserve">       0.66745451, 0.20815023, 0.48079844, 0.73498767, 0.64911185,</w:t>
+        <w:t xml:space="preserve">       0.75208249, 0.66092346, 0.8956787 , 0.64154394, 0.6896628 ,</w:t>
       </w:r>
       <w:r>
         <w:br/>
@@ -1798,7 +1798,7 @@
         <w:rPr>
           <w:rStyle w:val="VerbatimChar"/>
         </w:rPr>
-        <w:t xml:space="preserve">       0.31116088, 0.01905182, 0.09199222, 0.34382875, 0.15005455,</w:t>
+        <w:t xml:space="preserve">       0.27064744, 0.03714795, 0.97752612, 0.97461856, 0.86146905,</w:t>
       </w:r>
       <w:r>
         <w:br/>
@@ -1807,7 +1807,7 @@
         <w:rPr>
           <w:rStyle w:val="VerbatimChar"/>
         </w:rPr>
-        <w:t xml:space="preserve">       0.54784734, 0.86258486, 0.35499781, 0.55366405, 0.29297598,</w:t>
+        <w:t xml:space="preserve">       0.74043309, 0.90361673, 0.53776067, 0.52771018, 0.92289385,</w:t>
       </w:r>
       <w:r>
         <w:br/>
@@ -1816,7 +1816,7 @@
         <w:rPr>
           <w:rStyle w:val="VerbatimChar"/>
         </w:rPr>
-        <w:t xml:space="preserve">       0.68217627, 0.88737491, 0.98618183, 0.95772497, 0.21527023,</w:t>
+        <w:t xml:space="preserve">       0.24664466, 0.2722865 , 0.49198267, 0.31289637, 0.61489329,</w:t>
       </w:r>
       <w:r>
         <w:br/>
@@ -1825,7 +1825,7 @@
         <w:rPr>
           <w:rStyle w:val="VerbatimChar"/>
         </w:rPr>
-        <w:t xml:space="preserve">       0.26729445, 0.56007868, 0.54769381, 0.71827991, 0.17296369,</w:t>
+        <w:t xml:space="preserve">       0.07635958, 0.09701969, 0.09229084, 0.43994882, 0.50014887,</w:t>
       </w:r>
       <w:r>
         <w:br/>
@@ -1834,7 +1834,7 @@
         <w:rPr>
           <w:rStyle w:val="VerbatimChar"/>
         </w:rPr>
-        <w:t xml:space="preserve">       0.56026281, 0.12203829, 0.93991655, 0.67099446, 0.29741968,</w:t>
+        <w:t xml:space="preserve">       0.49837928, 0.85394815, 0.6088349 , 0.70445318, 0.59577398,</w:t>
       </w:r>
       <w:r>
         <w:br/>
@@ -1843,7 +1843,7 @@
         <w:rPr>
           <w:rStyle w:val="VerbatimChar"/>
         </w:rPr>
-        <w:t xml:space="preserve">       0.16867858, 0.31478406, 0.30672745, 0.90186687, 0.82887582])</w:t>
+        <w:t xml:space="preserve">       0.00147749, 0.83102192, 0.1823785 , 0.33140563, 0.79382522])</w:t>
       </w:r>
     </w:p>
     <w:p>
@@ -1951,7 +1951,7 @@
         <w:rPr>
           <w:rStyle w:val="VerbatimChar"/>
         </w:rPr>
-        <w:t xml:space="preserve">array([[0.30277792],</w:t>
+        <w:t xml:space="preserve">array([[0.87351434],</w:t>
       </w:r>
       <w:r>
         <w:br/>
@@ -1960,7 +1960,7 @@
         <w:rPr>
           <w:rStyle w:val="VerbatimChar"/>
         </w:rPr>
-        <w:t xml:space="preserve">       [0.48119188],</w:t>
+        <w:t xml:space="preserve">       [0.18831056],</w:t>
       </w:r>
       <w:r>
         <w:br/>
@@ -1969,7 +1969,7 @@
         <w:rPr>
           <w:rStyle w:val="VerbatimChar"/>
         </w:rPr>
-        <w:t xml:space="preserve">       [0.15816637],</w:t>
+        <w:t xml:space="preserve">       [0.4835816 ],</w:t>
       </w:r>
       <w:r>
         <w:br/>
@@ -1978,7 +1978,7 @@
         <w:rPr>
           <w:rStyle w:val="VerbatimChar"/>
         </w:rPr>
-        <w:t xml:space="preserve">       [0.17201691],</w:t>
+        <w:t xml:space="preserve">       [0.53113734],</w:t>
       </w:r>
       <w:r>
         <w:br/>
@@ -1987,7 +1987,7 @@
         <w:rPr>
           <w:rStyle w:val="VerbatimChar"/>
         </w:rPr>
-        <w:t xml:space="preserve">       [0.16855824],</w:t>
+        <w:t xml:space="preserve">       [0.54443363],</w:t>
       </w:r>
       <w:r>
         <w:br/>
@@ -1996,7 +1996,7 @@
         <w:rPr>
           <w:rStyle w:val="VerbatimChar"/>
         </w:rPr>
-        <w:t xml:space="preserve">       [0.1563043 ],</w:t>
+        <w:t xml:space="preserve">       [0.74445615],</w:t>
       </w:r>
       <w:r>
         <w:br/>
@@ -2005,7 +2005,7 @@
         <w:rPr>
           <w:rStyle w:val="VerbatimChar"/>
         </w:rPr>
-        <w:t xml:space="preserve">       [0.69689378],</w:t>
+        <w:t xml:space="preserve">       [0.39289728],</w:t>
       </w:r>
       <w:r>
         <w:br/>
@@ -2014,7 +2014,7 @@
         <w:rPr>
           <w:rStyle w:val="VerbatimChar"/>
         </w:rPr>
-        <w:t xml:space="preserve">       [0.48971138],</w:t>
+        <w:t xml:space="preserve">       [0.95851874],</w:t>
       </w:r>
       <w:r>
         <w:br/>
@@ -2023,7 +2023,7 @@
         <w:rPr>
           <w:rStyle w:val="VerbatimChar"/>
         </w:rPr>
-        <w:t xml:space="preserve">       [0.45047342],</w:t>
+        <w:t xml:space="preserve">       [0.36698261],</w:t>
       </w:r>
       <w:r>
         <w:br/>
@@ -2032,7 +2032,7 @@
         <w:rPr>
           <w:rStyle w:val="VerbatimChar"/>
         </w:rPr>
-        <w:t xml:space="preserve">       [0.2937216 ]])</w:t>
+        <w:t xml:space="preserve">       [0.08958644]])</w:t>
       </w:r>
     </w:p>
     <w:p>
@@ -2095,7 +2095,7 @@
         <w:rPr>
           <w:rStyle w:val="VerbatimChar"/>
         </w:rPr>
-        <w:t xml:space="preserve">array([4.60329932, 6.73146035])</w:t>
+        <w:t xml:space="preserve">array([4.41048701, 6.36101013])</w:t>
       </w:r>
     </w:p>
     <w:p>
@@ -2298,7 +2298,7 @@
         <w:t xml:space="preserve"> </w:t>
       </w:r>
       <w:r>
-        <w:t xml:space="preserve">np.float64(0.347) and slope</w:t>
+        <w:t xml:space="preserve">np.float64(0.5094) and slope</w:t>
       </w:r>
       <w:r>
         <w:t xml:space="preserve"> </w:t>
@@ -2327,7 +2327,7 @@
         <w:t xml:space="preserve"> </w:t>
       </w:r>
       <w:r>
-        <w:t xml:space="preserve">array([2.12816103]).</w:t>
+        <w:t xml:space="preserve">array([1.95052312]).</w:t>
       </w:r>
     </w:p>
     <w:p>
@@ -3000,64 +3000,11 @@
           <w:b/>
           <w:bCs/>
         </w:rPr>
-        <w:t xml:space="preserve">Share on</w:t>
-      </w:r>
-    </w:p>
-    <w:p>
-      <w:pPr>
-        <w:pStyle w:val="BodyText"/>
-      </w:pPr>
-    </w:p>
-    <w:p>
-      <w:pPr>
-        <w:pStyle w:val="BodyText"/>
-      </w:pPr>
-      <w:r>
-        <w:t xml:space="preserve"> </w:t>
-      </w:r>
-    </w:p>
-    <w:p>
-      <w:pPr>
-        <w:pStyle w:val="BodyText"/>
-      </w:pPr>
-    </w:p>
-    <w:p>
-      <w:pPr>
-        <w:pStyle w:val="BodyText"/>
-      </w:pPr>
-      <w:r>
-        <w:t xml:space="preserve"> </w:t>
-      </w:r>
-    </w:p>
-    <w:p>
-      <w:pPr>
-        <w:pStyle w:val="BodyText"/>
-      </w:pPr>
-    </w:p>
-    <w:p>
-      <w:pPr>
-        <w:pStyle w:val="BodyText"/>
-      </w:pPr>
-      <w:r>
-        <w:t xml:space="preserve"> </w:t>
-      </w:r>
-    </w:p>
-    <w:bookmarkStart w:id="18" w:name="fb-root"/>
+        <w:t xml:space="preserve">You may also like</w:t>
+      </w:r>
+    </w:p>
     <w:bookmarkEnd w:id="18"/>
-    <w:p>
-      <w:pPr>
-        <w:pStyle w:val="BodyText"/>
-      </w:pPr>
-      <w:r>
-        <w:rPr>
-          <w:b/>
-          <w:bCs/>
-        </w:rPr>
-        <w:t xml:space="preserve">You may also like</w:t>
-      </w:r>
-    </w:p>
     <w:bookmarkEnd w:id="19"/>
-    <w:bookmarkEnd w:id="20"/>
     <w:sectPr>
       <w:footnotePr>
         <w:numRestart w:val="eachSect"/>
